--- a/docs/aSPARK_Enterprise_Architecture_Handbook.docx
+++ b/docs/aSPARK_Enterprise_Architecture_Handbook.docx
@@ -71,7 +71,64 @@
           <w:sz w:val="22"/>
           <w:szCs w:val="22"/>
         </w:rPr>
-        <w:t xml:space="preserve">Version 1.1  ·  July 2026  ·  reflects aSPARK Core v0.4.0 and aSPARK-graph v0.7.0</w:t>
+        <w:t xml:space="preserve">Handbook revision: </w:t>
+      </w:r>
+      <w:r>
+        <w:rPr>
+          <w:rFonts w:ascii="Calibri" w:cs="Calibri" w:eastAsia="Calibri" w:hAnsi="Calibri"/>
+          <w:color w:val="595959"/>
+          <w:sz w:val="22"/>
+          <w:szCs w:val="22"/>
+        </w:rPr>
+        <w:t xml:space="preserve">Version 1.2 · August 2026</w:t>
+      </w:r>
+    </w:p>
+    <w:p>
+      <w:pPr>
+        <w:spacing w:after="80"/>
+        <w:jc w:val="center"/>
+      </w:pPr>
+      <w:r>
+        <w:rPr>
+          <w:rFonts w:ascii="Calibri" w:cs="Calibri" w:eastAsia="Calibri" w:hAnsi="Calibri"/>
+          <w:color w:val="595959"/>
+          <w:sz w:val="22"/>
+          <w:szCs w:val="22"/>
+        </w:rPr>
+        <w:t xml:space="preserve">Shipped baseline: </w:t>
+      </w:r>
+      <w:r>
+        <w:rPr>
+          <w:rFonts w:ascii="Calibri" w:cs="Calibri" w:eastAsia="Calibri" w:hAnsi="Calibri"/>
+          <w:color w:val="595959"/>
+          <w:sz w:val="22"/>
+          <w:szCs w:val="22"/>
+        </w:rPr>
+        <w:t xml:space="preserve">aSPARK Core v0.7.0 · aSPARK-graph v0.7.0</w:t>
+      </w:r>
+    </w:p>
+    <w:p>
+      <w:pPr>
+        <w:spacing w:after="80"/>
+        <w:jc w:val="center"/>
+      </w:pPr>
+      <w:r>
+        <w:rPr>
+          <w:rFonts w:ascii="Calibri" w:cs="Calibri" w:eastAsia="Calibri" w:hAnsi="Calibri"/>
+          <w:color w:val="595959"/>
+          <w:sz w:val="22"/>
+          <w:szCs w:val="22"/>
+        </w:rPr>
+        <w:t xml:space="preserve">Scope designation: </w:t>
+      </w:r>
+      <w:r>
+        <w:rPr>
+          <w:rFonts w:ascii="Calibri" w:cs="Calibri" w:eastAsia="Calibri" w:hAnsi="Calibri"/>
+          <w:color w:val="595959"/>
+          <w:sz w:val="22"/>
+          <w:szCs w:val="22"/>
+        </w:rPr>
+        <w:t xml:space="preserve">Content beyond the shipped baseline stated above is target architecture.</w:t>
       </w:r>
     </w:p>
     <w:p>
@@ -150,6 +207,1504 @@
         </w:sectPr>
       </w:pPr>
     </w:p>
+    <w:tbl>
+      <w:tblPr>
+        <w:tblW w:type="dxa" w:w="9360"/>
+        <w:tblBorders>
+          <w:top w:val="single" w:color="BFCFDF" w:sz="4"/>
+          <w:left w:val="single" w:color="BFCFDF" w:sz="4"/>
+          <w:bottom w:val="single" w:color="BFCFDF" w:sz="4"/>
+          <w:right w:val="single" w:color="BFCFDF" w:sz="4"/>
+          <w:insideH w:val="single" w:color="BFCFDF" w:sz="4"/>
+          <w:insideV w:val="single" w:color="BFCFDF" w:sz="4"/>
+        </w:tblBorders>
+      </w:tblPr>
+      <w:tblGrid>
+        <w:gridCol w:w="2300"/>
+        <w:gridCol w:w="5260"/>
+        <w:gridCol w:w="1800"/>
+      </w:tblGrid>
+      <w:tr>
+        <w:trPr>
+          <w:tblHeader/>
+        </w:trPr>
+        <w:tc>
+          <w:tcPr>
+            <w:tcW w:type="dxa" w:w="2300"/>
+            <w:shd w:fill="0B4884" w:val="clear"/>
+            <w:tcMar>
+              <w:top w:type="dxa" w:w="90"/>
+              <w:left w:type="dxa" w:w="130"/>
+              <w:bottom w:type="dxa" w:w="90"/>
+              <w:right w:type="dxa" w:w="130"/>
+            </w:tcMar>
+            <w:vAlign w:val="center"/>
+          </w:tcPr>
+          <w:p>
+            <w:pPr>
+              <w:spacing w:after="0" w:line="252"/>
+            </w:pPr>
+            <w:r>
+              <w:rPr>
+                <w:rFonts w:ascii="Calibri" w:cs="Calibri" w:eastAsia="Calibri" w:hAnsi="Calibri"/>
+                <w:b/>
+                <w:bCs/>
+                <w:color w:val="FFFFFF"/>
+                <w:sz w:val="20"/>
+                <w:szCs w:val="20"/>
+              </w:rPr>
+              <w:t xml:space="preserve">Chapter</w:t>
+            </w:r>
+          </w:p>
+        </w:tc>
+        <w:tc>
+          <w:tcPr>
+            <w:tcW w:type="dxa" w:w="5260"/>
+            <w:shd w:fill="0B4884" w:val="clear"/>
+            <w:tcMar>
+              <w:top w:type="dxa" w:w="90"/>
+              <w:left w:type="dxa" w:w="130"/>
+              <w:bottom w:type="dxa" w:w="90"/>
+              <w:right w:type="dxa" w:w="130"/>
+            </w:tcMar>
+            <w:vAlign w:val="center"/>
+          </w:tcPr>
+          <w:p>
+            <w:pPr>
+              <w:spacing w:after="0" w:line="252"/>
+            </w:pPr>
+            <w:r>
+              <w:rPr>
+                <w:rFonts w:ascii="Calibri" w:cs="Calibri" w:eastAsia="Calibri" w:hAnsi="Calibri"/>
+                <w:b/>
+                <w:bCs/>
+                <w:color w:val="FFFFFF"/>
+                <w:sz w:val="20"/>
+                <w:szCs w:val="20"/>
+              </w:rPr>
+              <w:t xml:space="preserve">Delivery stage</w:t>
+            </w:r>
+          </w:p>
+        </w:tc>
+        <w:tc>
+          <w:tcPr>
+            <w:tcW w:type="dxa" w:w="1800"/>
+            <w:shd w:fill="0B4884" w:val="clear"/>
+            <w:tcMar>
+              <w:top w:type="dxa" w:w="90"/>
+              <w:left w:type="dxa" w:w="130"/>
+              <w:bottom w:type="dxa" w:w="90"/>
+              <w:right w:type="dxa" w:w="130"/>
+            </w:tcMar>
+            <w:vAlign w:val="center"/>
+          </w:tcPr>
+          <w:p>
+            <w:pPr>
+              <w:spacing w:after="0" w:line="252"/>
+            </w:pPr>
+            <w:r>
+              <w:rPr>
+                <w:rFonts w:ascii="Calibri" w:cs="Calibri" w:eastAsia="Calibri" w:hAnsi="Calibri"/>
+                <w:b/>
+                <w:bCs/>
+                <w:color w:val="FFFFFF"/>
+                <w:sz w:val="20"/>
+                <w:szCs w:val="20"/>
+              </w:rPr>
+              <w:t xml:space="preserve">Target-state markers</w:t>
+            </w:r>
+          </w:p>
+        </w:tc>
+      </w:tr>
+      <w:tr>
+        <w:tc>
+          <w:tcPr>
+            <w:tcW w:type="dxa" w:w="2300"/>
+            <w:shd w:fill="FFFFFF" w:val="clear"/>
+            <w:tcMar>
+              <w:top w:type="dxa" w:w="90"/>
+              <w:left w:type="dxa" w:w="130"/>
+              <w:bottom w:type="dxa" w:w="90"/>
+              <w:right w:type="dxa" w:w="130"/>
+            </w:tcMar>
+            <w:vAlign w:val="center"/>
+          </w:tcPr>
+          <w:p>
+            <w:pPr>
+              <w:spacing w:after="0" w:line="252"/>
+            </w:pPr>
+            <w:r>
+              <w:rPr>
+                <w:rFonts w:ascii="Calibri" w:cs="Calibri" w:eastAsia="Calibri" w:hAnsi="Calibri"/>
+                <w:sz w:val="20"/>
+                <w:szCs w:val="20"/>
+              </w:rPr>
+              <w:t xml:space="preserve">1  Executive Summary</w:t>
+            </w:r>
+          </w:p>
+        </w:tc>
+        <w:tc>
+          <w:tcPr>
+            <w:tcW w:type="dxa" w:w="5260"/>
+            <w:shd w:fill="FFFFFF" w:val="clear"/>
+            <w:tcMar>
+              <w:top w:type="dxa" w:w="90"/>
+              <w:left w:type="dxa" w:w="130"/>
+              <w:bottom w:type="dxa" w:w="90"/>
+              <w:right w:type="dxa" w:w="130"/>
+            </w:tcMar>
+            <w:vAlign w:val="center"/>
+          </w:tcPr>
+          <w:p>
+            <w:pPr>
+              <w:spacing w:after="0" w:line="252"/>
+            </w:pPr>
+            <w:r>
+              <w:rPr>
+                <w:rFonts w:ascii="Calibri" w:cs="Calibri" w:eastAsia="Calibri" w:hAnsi="Calibri"/>
+                <w:sz w:val="20"/>
+                <w:szCs w:val="20"/>
+              </w:rPr>
+              <w:t xml:space="preserve">Partial</w:t>
+            </w:r>
+          </w:p>
+        </w:tc>
+        <w:tc>
+          <w:tcPr>
+            <w:tcW w:type="dxa" w:w="1800"/>
+            <w:shd w:fill="FFFFFF" w:val="clear"/>
+            <w:tcMar>
+              <w:top w:type="dxa" w:w="90"/>
+              <w:left w:type="dxa" w:w="130"/>
+              <w:bottom w:type="dxa" w:w="90"/>
+              <w:right w:type="dxa" w:w="130"/>
+            </w:tcMar>
+            <w:vAlign w:val="center"/>
+          </w:tcPr>
+          <w:p>
+            <w:pPr>
+              <w:spacing w:after="0" w:line="252"/>
+            </w:pPr>
+            <w:r>
+              <w:rPr>
+                <w:rFonts w:ascii="Calibri" w:cs="Calibri" w:eastAsia="Calibri" w:hAnsi="Calibri"/>
+                <w:sz w:val="20"/>
+                <w:szCs w:val="20"/>
+              </w:rPr>
+              <w:t xml:space="preserve">Status. markers in this chapter</w:t>
+            </w:r>
+          </w:p>
+        </w:tc>
+      </w:tr>
+      <w:tr>
+        <w:tc>
+          <w:tcPr>
+            <w:tcW w:type="dxa" w:w="2300"/>
+            <w:shd w:fill="FFFFFF" w:val="clear"/>
+            <w:tcMar>
+              <w:top w:type="dxa" w:w="90"/>
+              <w:left w:type="dxa" w:w="130"/>
+              <w:bottom w:type="dxa" w:w="90"/>
+              <w:right w:type="dxa" w:w="130"/>
+            </w:tcMar>
+            <w:vAlign w:val="center"/>
+          </w:tcPr>
+          <w:p>
+            <w:pPr>
+              <w:spacing w:after="0" w:line="252"/>
+            </w:pPr>
+            <w:r>
+              <w:rPr>
+                <w:rFonts w:ascii="Calibri" w:cs="Calibri" w:eastAsia="Calibri" w:hAnsi="Calibri"/>
+                <w:sz w:val="20"/>
+                <w:szCs w:val="20"/>
+              </w:rPr>
+              <w:t xml:space="preserve">2  Product Strategy</w:t>
+            </w:r>
+          </w:p>
+        </w:tc>
+        <w:tc>
+          <w:tcPr>
+            <w:tcW w:type="dxa" w:w="5260"/>
+            <w:shd w:fill="FFFFFF" w:val="clear"/>
+            <w:tcMar>
+              <w:top w:type="dxa" w:w="90"/>
+              <w:left w:type="dxa" w:w="130"/>
+              <w:bottom w:type="dxa" w:w="90"/>
+              <w:right w:type="dxa" w:w="130"/>
+            </w:tcMar>
+            <w:vAlign w:val="center"/>
+          </w:tcPr>
+          <w:p>
+            <w:pPr>
+              <w:spacing w:after="0" w:line="252"/>
+            </w:pPr>
+            <w:r>
+              <w:rPr>
+                <w:rFonts w:ascii="Calibri" w:cs="Calibri" w:eastAsia="Calibri" w:hAnsi="Calibri"/>
+                <w:sz w:val="20"/>
+                <w:szCs w:val="20"/>
+              </w:rPr>
+              <w:t xml:space="preserve">Partial</w:t>
+            </w:r>
+          </w:p>
+        </w:tc>
+        <w:tc>
+          <w:tcPr>
+            <w:tcW w:type="dxa" w:w="1800"/>
+            <w:shd w:fill="FFFFFF" w:val="clear"/>
+            <w:tcMar>
+              <w:top w:type="dxa" w:w="90"/>
+              <w:left w:type="dxa" w:w="130"/>
+              <w:bottom w:type="dxa" w:w="90"/>
+              <w:right w:type="dxa" w:w="130"/>
+            </w:tcMar>
+            <w:vAlign w:val="center"/>
+          </w:tcPr>
+          <w:p>
+            <w:pPr>
+              <w:spacing w:after="0" w:line="252"/>
+            </w:pPr>
+            <w:r>
+              <w:rPr>
+                <w:rFonts w:ascii="Calibri" w:cs="Calibri" w:eastAsia="Calibri" w:hAnsi="Calibri"/>
+                <w:sz w:val="20"/>
+                <w:szCs w:val="20"/>
+              </w:rPr>
+              <w:t xml:space="preserve">Status. markers in this chapter</w:t>
+            </w:r>
+          </w:p>
+        </w:tc>
+      </w:tr>
+      <w:tr>
+        <w:tc>
+          <w:tcPr>
+            <w:tcW w:type="dxa" w:w="2300"/>
+            <w:shd w:fill="FFFFFF" w:val="clear"/>
+            <w:tcMar>
+              <w:top w:type="dxa" w:w="90"/>
+              <w:left w:type="dxa" w:w="130"/>
+              <w:bottom w:type="dxa" w:w="90"/>
+              <w:right w:type="dxa" w:w="130"/>
+            </w:tcMar>
+            <w:vAlign w:val="center"/>
+          </w:tcPr>
+          <w:p>
+            <w:pPr>
+              <w:spacing w:after="0" w:line="252"/>
+            </w:pPr>
+            <w:r>
+              <w:rPr>
+                <w:rFonts w:ascii="Calibri" w:cs="Calibri" w:eastAsia="Calibri" w:hAnsi="Calibri"/>
+                <w:sz w:val="20"/>
+                <w:szCs w:val="20"/>
+              </w:rPr>
+              <w:t xml:space="preserve">3  Product Family</w:t>
+            </w:r>
+          </w:p>
+        </w:tc>
+        <w:tc>
+          <w:tcPr>
+            <w:tcW w:type="dxa" w:w="5260"/>
+            <w:shd w:fill="FFFFFF" w:val="clear"/>
+            <w:tcMar>
+              <w:top w:type="dxa" w:w="90"/>
+              <w:left w:type="dxa" w:w="130"/>
+              <w:bottom w:type="dxa" w:w="90"/>
+              <w:right w:type="dxa" w:w="130"/>
+            </w:tcMar>
+            <w:vAlign w:val="center"/>
+          </w:tcPr>
+          <w:p>
+            <w:pPr>
+              <w:spacing w:after="0" w:line="252"/>
+            </w:pPr>
+            <w:r>
+              <w:rPr>
+                <w:rFonts w:ascii="Calibri" w:cs="Calibri" w:eastAsia="Calibri" w:hAnsi="Calibri"/>
+                <w:sz w:val="20"/>
+                <w:szCs w:val="20"/>
+              </w:rPr>
+              <w:t xml:space="preserve">Partial</w:t>
+            </w:r>
+          </w:p>
+        </w:tc>
+        <w:tc>
+          <w:tcPr>
+            <w:tcW w:type="dxa" w:w="1800"/>
+            <w:shd w:fill="FFFFFF" w:val="clear"/>
+            <w:tcMar>
+              <w:top w:type="dxa" w:w="90"/>
+              <w:left w:type="dxa" w:w="130"/>
+              <w:bottom w:type="dxa" w:w="90"/>
+              <w:right w:type="dxa" w:w="130"/>
+            </w:tcMar>
+            <w:vAlign w:val="center"/>
+          </w:tcPr>
+          <w:p>
+            <w:pPr>
+              <w:spacing w:after="0" w:line="252"/>
+            </w:pPr>
+            <w:r>
+              <w:rPr>
+                <w:rFonts w:ascii="Calibri" w:cs="Calibri" w:eastAsia="Calibri" w:hAnsi="Calibri"/>
+                <w:sz w:val="20"/>
+                <w:szCs w:val="20"/>
+              </w:rPr>
+              <w:t xml:space="preserve">Status. markers in this chapter</w:t>
+            </w:r>
+          </w:p>
+        </w:tc>
+      </w:tr>
+      <w:tr>
+        <w:tc>
+          <w:tcPr>
+            <w:tcW w:type="dxa" w:w="2300"/>
+            <w:shd w:fill="FFFFFF" w:val="clear"/>
+            <w:tcMar>
+              <w:top w:type="dxa" w:w="90"/>
+              <w:left w:type="dxa" w:w="130"/>
+              <w:bottom w:type="dxa" w:w="90"/>
+              <w:right w:type="dxa" w:w="130"/>
+            </w:tcMar>
+            <w:vAlign w:val="center"/>
+          </w:tcPr>
+          <w:p>
+            <w:pPr>
+              <w:spacing w:after="0" w:line="252"/>
+            </w:pPr>
+            <w:r>
+              <w:rPr>
+                <w:rFonts w:ascii="Calibri" w:cs="Calibri" w:eastAsia="Calibri" w:hAnsi="Calibri"/>
+                <w:sz w:val="20"/>
+                <w:szCs w:val="20"/>
+              </w:rPr>
+              <w:t xml:space="preserve">4  Domain Model</w:t>
+            </w:r>
+          </w:p>
+        </w:tc>
+        <w:tc>
+          <w:tcPr>
+            <w:tcW w:type="dxa" w:w="5260"/>
+            <w:shd w:fill="FFFFFF" w:val="clear"/>
+            <w:tcMar>
+              <w:top w:type="dxa" w:w="90"/>
+              <w:left w:type="dxa" w:w="130"/>
+              <w:bottom w:type="dxa" w:w="90"/>
+              <w:right w:type="dxa" w:w="130"/>
+            </w:tcMar>
+            <w:vAlign w:val="center"/>
+          </w:tcPr>
+          <w:p>
+            <w:pPr>
+              <w:spacing w:after="0" w:line="252"/>
+            </w:pPr>
+            <w:r>
+              <w:rPr>
+                <w:rFonts w:ascii="Calibri" w:cs="Calibri" w:eastAsia="Calibri" w:hAnsi="Calibri"/>
+                <w:sz w:val="20"/>
+                <w:szCs w:val="20"/>
+              </w:rPr>
+              <w:t xml:space="preserve">Partial</w:t>
+            </w:r>
+          </w:p>
+        </w:tc>
+        <w:tc>
+          <w:tcPr>
+            <w:tcW w:type="dxa" w:w="1800"/>
+            <w:shd w:fill="FFFFFF" w:val="clear"/>
+            <w:tcMar>
+              <w:top w:type="dxa" w:w="90"/>
+              <w:left w:type="dxa" w:w="130"/>
+              <w:bottom w:type="dxa" w:w="90"/>
+              <w:right w:type="dxa" w:w="130"/>
+            </w:tcMar>
+            <w:vAlign w:val="center"/>
+          </w:tcPr>
+          <w:p>
+            <w:pPr>
+              <w:spacing w:after="0" w:line="252"/>
+            </w:pPr>
+            <w:r>
+              <w:rPr>
+                <w:rFonts w:ascii="Calibri" w:cs="Calibri" w:eastAsia="Calibri" w:hAnsi="Calibri"/>
+                <w:sz w:val="20"/>
+                <w:szCs w:val="20"/>
+              </w:rPr>
+              <w:t xml:space="preserve">Status. markers in this chapter</w:t>
+            </w:r>
+          </w:p>
+        </w:tc>
+      </w:tr>
+      <w:tr>
+        <w:tc>
+          <w:tcPr>
+            <w:tcW w:type="dxa" w:w="2300"/>
+            <w:shd w:fill="FFFFFF" w:val="clear"/>
+            <w:tcMar>
+              <w:top w:type="dxa" w:w="90"/>
+              <w:left w:type="dxa" w:w="130"/>
+              <w:bottom w:type="dxa" w:w="90"/>
+              <w:right w:type="dxa" w:w="130"/>
+            </w:tcMar>
+            <w:vAlign w:val="center"/>
+          </w:tcPr>
+          <w:p>
+            <w:pPr>
+              <w:spacing w:after="0" w:line="252"/>
+            </w:pPr>
+            <w:r>
+              <w:rPr>
+                <w:rFonts w:ascii="Calibri" w:cs="Calibri" w:eastAsia="Calibri" w:hAnsi="Calibri"/>
+                <w:sz w:val="20"/>
+                <w:szCs w:val="20"/>
+              </w:rPr>
+              <w:t xml:space="preserve">5  Architectural Principles</w:t>
+            </w:r>
+          </w:p>
+        </w:tc>
+        <w:tc>
+          <w:tcPr>
+            <w:tcW w:type="dxa" w:w="5260"/>
+            <w:shd w:fill="FFFFFF" w:val="clear"/>
+            <w:tcMar>
+              <w:top w:type="dxa" w:w="90"/>
+              <w:left w:type="dxa" w:w="130"/>
+              <w:bottom w:type="dxa" w:w="90"/>
+              <w:right w:type="dxa" w:w="130"/>
+            </w:tcMar>
+            <w:vAlign w:val="center"/>
+          </w:tcPr>
+          <w:p>
+            <w:pPr>
+              <w:spacing w:after="0" w:line="252"/>
+            </w:pPr>
+            <w:r>
+              <w:rPr>
+                <w:rFonts w:ascii="Calibri" w:cs="Calibri" w:eastAsia="Calibri" w:hAnsi="Calibri"/>
+                <w:sz w:val="20"/>
+                <w:szCs w:val="20"/>
+              </w:rPr>
+              <w:t xml:space="preserve">Partial</w:t>
+            </w:r>
+          </w:p>
+        </w:tc>
+        <w:tc>
+          <w:tcPr>
+            <w:tcW w:type="dxa" w:w="1800"/>
+            <w:shd w:fill="FFFFFF" w:val="clear"/>
+            <w:tcMar>
+              <w:top w:type="dxa" w:w="90"/>
+              <w:left w:type="dxa" w:w="130"/>
+              <w:bottom w:type="dxa" w:w="90"/>
+              <w:right w:type="dxa" w:w="130"/>
+            </w:tcMar>
+            <w:vAlign w:val="center"/>
+          </w:tcPr>
+          <w:p>
+            <w:pPr>
+              <w:spacing w:after="0" w:line="252"/>
+            </w:pPr>
+            <w:r>
+              <w:rPr>
+                <w:rFonts w:ascii="Calibri" w:cs="Calibri" w:eastAsia="Calibri" w:hAnsi="Calibri"/>
+                <w:sz w:val="20"/>
+                <w:szCs w:val="20"/>
+              </w:rPr>
+              <w:t xml:space="preserve">Status. markers in this chapter</w:t>
+            </w:r>
+          </w:p>
+        </w:tc>
+      </w:tr>
+      <w:tr>
+        <w:tc>
+          <w:tcPr>
+            <w:tcW w:type="dxa" w:w="2300"/>
+            <w:shd w:fill="FFFFFF" w:val="clear"/>
+            <w:tcMar>
+              <w:top w:type="dxa" w:w="90"/>
+              <w:left w:type="dxa" w:w="130"/>
+              <w:bottom w:type="dxa" w:w="90"/>
+              <w:right w:type="dxa" w:w="130"/>
+            </w:tcMar>
+            <w:vAlign w:val="center"/>
+          </w:tcPr>
+          <w:p>
+            <w:pPr>
+              <w:spacing w:after="0" w:line="252"/>
+            </w:pPr>
+            <w:r>
+              <w:rPr>
+                <w:rFonts w:ascii="Calibri" w:cs="Calibri" w:eastAsia="Calibri" w:hAnsi="Calibri"/>
+                <w:sz w:val="20"/>
+                <w:szCs w:val="20"/>
+              </w:rPr>
+              <w:t xml:space="preserve">6  C4 Architecture (Level 1–3)</w:t>
+            </w:r>
+          </w:p>
+        </w:tc>
+        <w:tc>
+          <w:tcPr>
+            <w:tcW w:type="dxa" w:w="5260"/>
+            <w:shd w:fill="FFFFFF" w:val="clear"/>
+            <w:tcMar>
+              <w:top w:type="dxa" w:w="90"/>
+              <w:left w:type="dxa" w:w="130"/>
+              <w:bottom w:type="dxa" w:w="90"/>
+              <w:right w:type="dxa" w:w="130"/>
+            </w:tcMar>
+            <w:vAlign w:val="center"/>
+          </w:tcPr>
+          <w:p>
+            <w:pPr>
+              <w:spacing w:after="0" w:line="252"/>
+            </w:pPr>
+            <w:r>
+              <w:rPr>
+                <w:rFonts w:ascii="Calibri" w:cs="Calibri" w:eastAsia="Calibri" w:hAnsi="Calibri"/>
+                <w:sz w:val="20"/>
+                <w:szCs w:val="20"/>
+              </w:rPr>
+              <w:t xml:space="preserve">Partial</w:t>
+            </w:r>
+          </w:p>
+        </w:tc>
+        <w:tc>
+          <w:tcPr>
+            <w:tcW w:type="dxa" w:w="1800"/>
+            <w:shd w:fill="FFFFFF" w:val="clear"/>
+            <w:tcMar>
+              <w:top w:type="dxa" w:w="90"/>
+              <w:left w:type="dxa" w:w="130"/>
+              <w:bottom w:type="dxa" w:w="90"/>
+              <w:right w:type="dxa" w:w="130"/>
+            </w:tcMar>
+            <w:vAlign w:val="center"/>
+          </w:tcPr>
+          <w:p>
+            <w:pPr>
+              <w:spacing w:after="0" w:line="252"/>
+            </w:pPr>
+            <w:r>
+              <w:rPr>
+                <w:rFonts w:ascii="Calibri" w:cs="Calibri" w:eastAsia="Calibri" w:hAnsi="Calibri"/>
+                <w:sz w:val="20"/>
+                <w:szCs w:val="20"/>
+              </w:rPr>
+              <w:t xml:space="preserve">Status. markers in this chapter</w:t>
+            </w:r>
+          </w:p>
+        </w:tc>
+      </w:tr>
+      <w:tr>
+        <w:tc>
+          <w:tcPr>
+            <w:tcW w:type="dxa" w:w="2300"/>
+            <w:shd w:fill="FFFFFF" w:val="clear"/>
+            <w:tcMar>
+              <w:top w:type="dxa" w:w="90"/>
+              <w:left w:type="dxa" w:w="130"/>
+              <w:bottom w:type="dxa" w:w="90"/>
+              <w:right w:type="dxa" w:w="130"/>
+            </w:tcMar>
+            <w:vAlign w:val="center"/>
+          </w:tcPr>
+          <w:p>
+            <w:pPr>
+              <w:spacing w:after="0" w:line="252"/>
+            </w:pPr>
+            <w:r>
+              <w:rPr>
+                <w:rFonts w:ascii="Calibri" w:cs="Calibri" w:eastAsia="Calibri" w:hAnsi="Calibri"/>
+                <w:sz w:val="20"/>
+                <w:szCs w:val="20"/>
+              </w:rPr>
+              <w:t xml:space="preserve">7  Product Dependencies</w:t>
+            </w:r>
+          </w:p>
+        </w:tc>
+        <w:tc>
+          <w:tcPr>
+            <w:tcW w:type="dxa" w:w="5260"/>
+            <w:shd w:fill="FFFFFF" w:val="clear"/>
+            <w:tcMar>
+              <w:top w:type="dxa" w:w="90"/>
+              <w:left w:type="dxa" w:w="130"/>
+              <w:bottom w:type="dxa" w:w="90"/>
+              <w:right w:type="dxa" w:w="130"/>
+            </w:tcMar>
+            <w:vAlign w:val="center"/>
+          </w:tcPr>
+          <w:p>
+            <w:pPr>
+              <w:spacing w:after="0" w:line="252"/>
+            </w:pPr>
+            <w:r>
+              <w:rPr>
+                <w:rFonts w:ascii="Calibri" w:cs="Calibri" w:eastAsia="Calibri" w:hAnsi="Calibri"/>
+                <w:sz w:val="20"/>
+                <w:szCs w:val="20"/>
+              </w:rPr>
+              <w:t xml:space="preserve">Partial</w:t>
+            </w:r>
+          </w:p>
+        </w:tc>
+        <w:tc>
+          <w:tcPr>
+            <w:tcW w:type="dxa" w:w="1800"/>
+            <w:shd w:fill="FFFFFF" w:val="clear"/>
+            <w:tcMar>
+              <w:top w:type="dxa" w:w="90"/>
+              <w:left w:type="dxa" w:w="130"/>
+              <w:bottom w:type="dxa" w:w="90"/>
+              <w:right w:type="dxa" w:w="130"/>
+            </w:tcMar>
+            <w:vAlign w:val="center"/>
+          </w:tcPr>
+          <w:p>
+            <w:pPr>
+              <w:spacing w:after="0" w:line="252"/>
+            </w:pPr>
+            <w:r>
+              <w:rPr>
+                <w:rFonts w:ascii="Calibri" w:cs="Calibri" w:eastAsia="Calibri" w:hAnsi="Calibri"/>
+                <w:sz w:val="20"/>
+                <w:szCs w:val="20"/>
+              </w:rPr>
+              <w:t xml:space="preserve">Status. markers in this chapter</w:t>
+            </w:r>
+          </w:p>
+        </w:tc>
+      </w:tr>
+      <w:tr>
+        <w:tc>
+          <w:tcPr>
+            <w:tcW w:type="dxa" w:w="2300"/>
+            <w:shd w:fill="FFFFFF" w:val="clear"/>
+            <w:tcMar>
+              <w:top w:type="dxa" w:w="90"/>
+              <w:left w:type="dxa" w:w="130"/>
+              <w:bottom w:type="dxa" w:w="90"/>
+              <w:right w:type="dxa" w:w="130"/>
+            </w:tcMar>
+            <w:vAlign w:val="center"/>
+          </w:tcPr>
+          <w:p>
+            <w:pPr>
+              <w:spacing w:after="0" w:line="252"/>
+            </w:pPr>
+            <w:r>
+              <w:rPr>
+                <w:rFonts w:ascii="Calibri" w:cs="Calibri" w:eastAsia="Calibri" w:hAnsi="Calibri"/>
+                <w:sz w:val="20"/>
+                <w:szCs w:val="20"/>
+              </w:rPr>
+              <w:t xml:space="preserve">8  Repository Architecture</w:t>
+            </w:r>
+          </w:p>
+        </w:tc>
+        <w:tc>
+          <w:tcPr>
+            <w:tcW w:type="dxa" w:w="5260"/>
+            <w:shd w:fill="FFFFFF" w:val="clear"/>
+            <w:tcMar>
+              <w:top w:type="dxa" w:w="90"/>
+              <w:left w:type="dxa" w:w="130"/>
+              <w:bottom w:type="dxa" w:w="90"/>
+              <w:right w:type="dxa" w:w="130"/>
+            </w:tcMar>
+            <w:vAlign w:val="center"/>
+          </w:tcPr>
+          <w:p>
+            <w:pPr>
+              <w:spacing w:after="0" w:line="252"/>
+            </w:pPr>
+            <w:r>
+              <w:rPr>
+                <w:rFonts w:ascii="Calibri" w:cs="Calibri" w:eastAsia="Calibri" w:hAnsi="Calibri"/>
+                <w:sz w:val="20"/>
+                <w:szCs w:val="20"/>
+              </w:rPr>
+              <w:t xml:space="preserve">Partial</w:t>
+            </w:r>
+          </w:p>
+        </w:tc>
+        <w:tc>
+          <w:tcPr>
+            <w:tcW w:type="dxa" w:w="1800"/>
+            <w:shd w:fill="FFFFFF" w:val="clear"/>
+            <w:tcMar>
+              <w:top w:type="dxa" w:w="90"/>
+              <w:left w:type="dxa" w:w="130"/>
+              <w:bottom w:type="dxa" w:w="90"/>
+              <w:right w:type="dxa" w:w="130"/>
+            </w:tcMar>
+            <w:vAlign w:val="center"/>
+          </w:tcPr>
+          <w:p>
+            <w:pPr>
+              <w:spacing w:after="0" w:line="252"/>
+            </w:pPr>
+            <w:r>
+              <w:rPr>
+                <w:rFonts w:ascii="Calibri" w:cs="Calibri" w:eastAsia="Calibri" w:hAnsi="Calibri"/>
+                <w:sz w:val="20"/>
+                <w:szCs w:val="20"/>
+              </w:rPr>
+              <w:t xml:space="preserve">Status. markers in this chapter</w:t>
+            </w:r>
+          </w:p>
+        </w:tc>
+      </w:tr>
+      <w:tr>
+        <w:tc>
+          <w:tcPr>
+            <w:tcW w:type="dxa" w:w="2300"/>
+            <w:shd w:fill="FFFFFF" w:val="clear"/>
+            <w:tcMar>
+              <w:top w:type="dxa" w:w="90"/>
+              <w:left w:type="dxa" w:w="130"/>
+              <w:bottom w:type="dxa" w:w="90"/>
+              <w:right w:type="dxa" w:w="130"/>
+            </w:tcMar>
+            <w:vAlign w:val="center"/>
+          </w:tcPr>
+          <w:p>
+            <w:pPr>
+              <w:spacing w:after="0" w:line="252"/>
+            </w:pPr>
+            <w:r>
+              <w:rPr>
+                <w:rFonts w:ascii="Calibri" w:cs="Calibri" w:eastAsia="Calibri" w:hAnsi="Calibri"/>
+                <w:sz w:val="20"/>
+                <w:szCs w:val="20"/>
+              </w:rPr>
+              <w:t xml:space="preserve">9  Policy-as-Code</w:t>
+            </w:r>
+          </w:p>
+        </w:tc>
+        <w:tc>
+          <w:tcPr>
+            <w:tcW w:type="dxa" w:w="5260"/>
+            <w:shd w:fill="FFFFFF" w:val="clear"/>
+            <w:tcMar>
+              <w:top w:type="dxa" w:w="90"/>
+              <w:left w:type="dxa" w:w="130"/>
+              <w:bottom w:type="dxa" w:w="90"/>
+              <w:right w:type="dxa" w:w="130"/>
+            </w:tcMar>
+            <w:vAlign w:val="center"/>
+          </w:tcPr>
+          <w:p>
+            <w:pPr>
+              <w:spacing w:after="0" w:line="252"/>
+            </w:pPr>
+            <w:r>
+              <w:rPr>
+                <w:rFonts w:ascii="Calibri" w:cs="Calibri" w:eastAsia="Calibri" w:hAnsi="Calibri"/>
+                <w:sz w:val="20"/>
+                <w:szCs w:val="20"/>
+              </w:rPr>
+              <w:t xml:space="preserve">Planned</w:t>
+            </w:r>
+          </w:p>
+        </w:tc>
+        <w:tc>
+          <w:tcPr>
+            <w:tcW w:type="dxa" w:w="1800"/>
+            <w:shd w:fill="FFFFFF" w:val="clear"/>
+            <w:tcMar>
+              <w:top w:type="dxa" w:w="90"/>
+              <w:left w:type="dxa" w:w="130"/>
+              <w:bottom w:type="dxa" w:w="90"/>
+              <w:right w:type="dxa" w:w="130"/>
+            </w:tcMar>
+            <w:vAlign w:val="center"/>
+          </w:tcPr>
+          <w:p>
+            <w:pPr>
+              <w:spacing w:after="0" w:line="252"/>
+            </w:pPr>
+            <w:r>
+              <w:rPr>
+                <w:rFonts w:ascii="Calibri" w:cs="Calibri" w:eastAsia="Calibri" w:hAnsi="Calibri"/>
+                <w:sz w:val="20"/>
+                <w:szCs w:val="20"/>
+              </w:rPr>
+              <w:t xml:space="preserve">whole chapter awaits delivery — see ch. 16 Roadmap</w:t>
+            </w:r>
+          </w:p>
+        </w:tc>
+      </w:tr>
+      <w:tr>
+        <w:tc>
+          <w:tcPr>
+            <w:tcW w:type="dxa" w:w="2300"/>
+            <w:shd w:fill="FFFFFF" w:val="clear"/>
+            <w:tcMar>
+              <w:top w:type="dxa" w:w="90"/>
+              <w:left w:type="dxa" w:w="130"/>
+              <w:bottom w:type="dxa" w:w="90"/>
+              <w:right w:type="dxa" w:w="130"/>
+            </w:tcMar>
+            <w:vAlign w:val="center"/>
+          </w:tcPr>
+          <w:p>
+            <w:pPr>
+              <w:spacing w:after="0" w:line="252"/>
+            </w:pPr>
+            <w:r>
+              <w:rPr>
+                <w:rFonts w:ascii="Calibri" w:cs="Calibri" w:eastAsia="Calibri" w:hAnsi="Calibri"/>
+                <w:sz w:val="20"/>
+                <w:szCs w:val="20"/>
+              </w:rPr>
+              <w:t xml:space="preserve">10  Knowledge Graph</w:t>
+            </w:r>
+          </w:p>
+        </w:tc>
+        <w:tc>
+          <w:tcPr>
+            <w:tcW w:type="dxa" w:w="5260"/>
+            <w:shd w:fill="FFFFFF" w:val="clear"/>
+            <w:tcMar>
+              <w:top w:type="dxa" w:w="90"/>
+              <w:left w:type="dxa" w:w="130"/>
+              <w:bottom w:type="dxa" w:w="90"/>
+              <w:right w:type="dxa" w:w="130"/>
+            </w:tcMar>
+            <w:vAlign w:val="center"/>
+          </w:tcPr>
+          <w:p>
+            <w:pPr>
+              <w:spacing w:after="0" w:line="252"/>
+            </w:pPr>
+            <w:r>
+              <w:rPr>
+                <w:rFonts w:ascii="Calibri" w:cs="Calibri" w:eastAsia="Calibri" w:hAnsi="Calibri"/>
+                <w:sz w:val="20"/>
+                <w:szCs w:val="20"/>
+              </w:rPr>
+              <w:t xml:space="preserve">Partial</w:t>
+            </w:r>
+          </w:p>
+        </w:tc>
+        <w:tc>
+          <w:tcPr>
+            <w:tcW w:type="dxa" w:w="1800"/>
+            <w:shd w:fill="FFFFFF" w:val="clear"/>
+            <w:tcMar>
+              <w:top w:type="dxa" w:w="90"/>
+              <w:left w:type="dxa" w:w="130"/>
+              <w:bottom w:type="dxa" w:w="90"/>
+              <w:right w:type="dxa" w:w="130"/>
+            </w:tcMar>
+            <w:vAlign w:val="center"/>
+          </w:tcPr>
+          <w:p>
+            <w:pPr>
+              <w:spacing w:after="0" w:line="252"/>
+            </w:pPr>
+            <w:r>
+              <w:rPr>
+                <w:rFonts w:ascii="Calibri" w:cs="Calibri" w:eastAsia="Calibri" w:hAnsi="Calibri"/>
+                <w:sz w:val="20"/>
+                <w:szCs w:val="20"/>
+              </w:rPr>
+              <w:t xml:space="preserve">Status. markers in this chapter</w:t>
+            </w:r>
+          </w:p>
+        </w:tc>
+      </w:tr>
+      <w:tr>
+        <w:tc>
+          <w:tcPr>
+            <w:tcW w:type="dxa" w:w="2300"/>
+            <w:shd w:fill="FFFFFF" w:val="clear"/>
+            <w:tcMar>
+              <w:top w:type="dxa" w:w="90"/>
+              <w:left w:type="dxa" w:w="130"/>
+              <w:bottom w:type="dxa" w:w="90"/>
+              <w:right w:type="dxa" w:w="130"/>
+            </w:tcMar>
+            <w:vAlign w:val="center"/>
+          </w:tcPr>
+          <w:p>
+            <w:pPr>
+              <w:spacing w:after="0" w:line="252"/>
+            </w:pPr>
+            <w:r>
+              <w:rPr>
+                <w:rFonts w:ascii="Calibri" w:cs="Calibri" w:eastAsia="Calibri" w:hAnsi="Calibri"/>
+                <w:sz w:val="20"/>
+                <w:szCs w:val="20"/>
+              </w:rPr>
+              <w:t xml:space="preserve">11  Workflow Engine</w:t>
+            </w:r>
+          </w:p>
+        </w:tc>
+        <w:tc>
+          <w:tcPr>
+            <w:tcW w:type="dxa" w:w="5260"/>
+            <w:shd w:fill="FFFFFF" w:val="clear"/>
+            <w:tcMar>
+              <w:top w:type="dxa" w:w="90"/>
+              <w:left w:type="dxa" w:w="130"/>
+              <w:bottom w:type="dxa" w:w="90"/>
+              <w:right w:type="dxa" w:w="130"/>
+            </w:tcMar>
+            <w:vAlign w:val="center"/>
+          </w:tcPr>
+          <w:p>
+            <w:pPr>
+              <w:spacing w:after="0" w:line="252"/>
+            </w:pPr>
+            <w:r>
+              <w:rPr>
+                <w:rFonts w:ascii="Calibri" w:cs="Calibri" w:eastAsia="Calibri" w:hAnsi="Calibri"/>
+                <w:sz w:val="20"/>
+                <w:szCs w:val="20"/>
+              </w:rPr>
+              <w:t xml:space="preserve">Partial</w:t>
+            </w:r>
+          </w:p>
+        </w:tc>
+        <w:tc>
+          <w:tcPr>
+            <w:tcW w:type="dxa" w:w="1800"/>
+            <w:shd w:fill="FFFFFF" w:val="clear"/>
+            <w:tcMar>
+              <w:top w:type="dxa" w:w="90"/>
+              <w:left w:type="dxa" w:w="130"/>
+              <w:bottom w:type="dxa" w:w="90"/>
+              <w:right w:type="dxa" w:w="130"/>
+            </w:tcMar>
+            <w:vAlign w:val="center"/>
+          </w:tcPr>
+          <w:p>
+            <w:pPr>
+              <w:spacing w:after="0" w:line="252"/>
+            </w:pPr>
+            <w:r>
+              <w:rPr>
+                <w:rFonts w:ascii="Calibri" w:cs="Calibri" w:eastAsia="Calibri" w:hAnsi="Calibri"/>
+                <w:sz w:val="20"/>
+                <w:szCs w:val="20"/>
+              </w:rPr>
+              <w:t xml:space="preserve">Status. markers in this chapter</w:t>
+            </w:r>
+          </w:p>
+        </w:tc>
+      </w:tr>
+      <w:tr>
+        <w:tc>
+          <w:tcPr>
+            <w:tcW w:type="dxa" w:w="2300"/>
+            <w:shd w:fill="FFFFFF" w:val="clear"/>
+            <w:tcMar>
+              <w:top w:type="dxa" w:w="90"/>
+              <w:left w:type="dxa" w:w="130"/>
+              <w:bottom w:type="dxa" w:w="90"/>
+              <w:right w:type="dxa" w:w="130"/>
+            </w:tcMar>
+            <w:vAlign w:val="center"/>
+          </w:tcPr>
+          <w:p>
+            <w:pPr>
+              <w:spacing w:after="0" w:line="252"/>
+            </w:pPr>
+            <w:r>
+              <w:rPr>
+                <w:rFonts w:ascii="Calibri" w:cs="Calibri" w:eastAsia="Calibri" w:hAnsi="Calibri"/>
+                <w:sz w:val="20"/>
+                <w:szCs w:val="20"/>
+              </w:rPr>
+              <w:t xml:space="preserve">12  Agent Architecture</w:t>
+            </w:r>
+          </w:p>
+        </w:tc>
+        <w:tc>
+          <w:tcPr>
+            <w:tcW w:type="dxa" w:w="5260"/>
+            <w:shd w:fill="FFFFFF" w:val="clear"/>
+            <w:tcMar>
+              <w:top w:type="dxa" w:w="90"/>
+              <w:left w:type="dxa" w:w="130"/>
+              <w:bottom w:type="dxa" w:w="90"/>
+              <w:right w:type="dxa" w:w="130"/>
+            </w:tcMar>
+            <w:vAlign w:val="center"/>
+          </w:tcPr>
+          <w:p>
+            <w:pPr>
+              <w:spacing w:after="0" w:line="252"/>
+            </w:pPr>
+            <w:r>
+              <w:rPr>
+                <w:rFonts w:ascii="Calibri" w:cs="Calibri" w:eastAsia="Calibri" w:hAnsi="Calibri"/>
+                <w:sz w:val="20"/>
+                <w:szCs w:val="20"/>
+              </w:rPr>
+              <w:t xml:space="preserve">Partial</w:t>
+            </w:r>
+          </w:p>
+        </w:tc>
+        <w:tc>
+          <w:tcPr>
+            <w:tcW w:type="dxa" w:w="1800"/>
+            <w:shd w:fill="FFFFFF" w:val="clear"/>
+            <w:tcMar>
+              <w:top w:type="dxa" w:w="90"/>
+              <w:left w:type="dxa" w:w="130"/>
+              <w:bottom w:type="dxa" w:w="90"/>
+              <w:right w:type="dxa" w:w="130"/>
+            </w:tcMar>
+            <w:vAlign w:val="center"/>
+          </w:tcPr>
+          <w:p>
+            <w:pPr>
+              <w:spacing w:after="0" w:line="252"/>
+            </w:pPr>
+            <w:r>
+              <w:rPr>
+                <w:rFonts w:ascii="Calibri" w:cs="Calibri" w:eastAsia="Calibri" w:hAnsi="Calibri"/>
+                <w:sz w:val="20"/>
+                <w:szCs w:val="20"/>
+              </w:rPr>
+              <w:t xml:space="preserve">Status. markers in this chapter</w:t>
+            </w:r>
+          </w:p>
+        </w:tc>
+      </w:tr>
+      <w:tr>
+        <w:tc>
+          <w:tcPr>
+            <w:tcW w:type="dxa" w:w="2300"/>
+            <w:shd w:fill="FFFFFF" w:val="clear"/>
+            <w:tcMar>
+              <w:top w:type="dxa" w:w="90"/>
+              <w:left w:type="dxa" w:w="130"/>
+              <w:bottom w:type="dxa" w:w="90"/>
+              <w:right w:type="dxa" w:w="130"/>
+            </w:tcMar>
+            <w:vAlign w:val="center"/>
+          </w:tcPr>
+          <w:p>
+            <w:pPr>
+              <w:spacing w:after="0" w:line="252"/>
+            </w:pPr>
+            <w:r>
+              <w:rPr>
+                <w:rFonts w:ascii="Calibri" w:cs="Calibri" w:eastAsia="Calibri" w:hAnsi="Calibri"/>
+                <w:sz w:val="20"/>
+                <w:szCs w:val="20"/>
+              </w:rPr>
+              <w:t xml:space="preserve">13  Enterprise Governance</w:t>
+            </w:r>
+          </w:p>
+        </w:tc>
+        <w:tc>
+          <w:tcPr>
+            <w:tcW w:type="dxa" w:w="5260"/>
+            <w:shd w:fill="FFFFFF" w:val="clear"/>
+            <w:tcMar>
+              <w:top w:type="dxa" w:w="90"/>
+              <w:left w:type="dxa" w:w="130"/>
+              <w:bottom w:type="dxa" w:w="90"/>
+              <w:right w:type="dxa" w:w="130"/>
+            </w:tcMar>
+            <w:vAlign w:val="center"/>
+          </w:tcPr>
+          <w:p>
+            <w:pPr>
+              <w:spacing w:after="0" w:line="252"/>
+            </w:pPr>
+            <w:r>
+              <w:rPr>
+                <w:rFonts w:ascii="Calibri" w:cs="Calibri" w:eastAsia="Calibri" w:hAnsi="Calibri"/>
+                <w:sz w:val="20"/>
+                <w:szCs w:val="20"/>
+              </w:rPr>
+              <w:t xml:space="preserve">Planned</w:t>
+            </w:r>
+          </w:p>
+        </w:tc>
+        <w:tc>
+          <w:tcPr>
+            <w:tcW w:type="dxa" w:w="1800"/>
+            <w:shd w:fill="FFFFFF" w:val="clear"/>
+            <w:tcMar>
+              <w:top w:type="dxa" w:w="90"/>
+              <w:left w:type="dxa" w:w="130"/>
+              <w:bottom w:type="dxa" w:w="90"/>
+              <w:right w:type="dxa" w:w="130"/>
+            </w:tcMar>
+            <w:vAlign w:val="center"/>
+          </w:tcPr>
+          <w:p>
+            <w:pPr>
+              <w:spacing w:after="0" w:line="252"/>
+            </w:pPr>
+            <w:r>
+              <w:rPr>
+                <w:rFonts w:ascii="Calibri" w:cs="Calibri" w:eastAsia="Calibri" w:hAnsi="Calibri"/>
+                <w:sz w:val="20"/>
+                <w:szCs w:val="20"/>
+              </w:rPr>
+              <w:t xml:space="preserve">whole chapter awaits delivery — see ch. 16 Roadmap</w:t>
+            </w:r>
+          </w:p>
+        </w:tc>
+      </w:tr>
+      <w:tr>
+        <w:tc>
+          <w:tcPr>
+            <w:tcW w:type="dxa" w:w="2300"/>
+            <w:shd w:fill="FFFFFF" w:val="clear"/>
+            <w:tcMar>
+              <w:top w:type="dxa" w:w="90"/>
+              <w:left w:type="dxa" w:w="130"/>
+              <w:bottom w:type="dxa" w:w="90"/>
+              <w:right w:type="dxa" w:w="130"/>
+            </w:tcMar>
+            <w:vAlign w:val="center"/>
+          </w:tcPr>
+          <w:p>
+            <w:pPr>
+              <w:spacing w:after="0" w:line="252"/>
+            </w:pPr>
+            <w:r>
+              <w:rPr>
+                <w:rFonts w:ascii="Calibri" w:cs="Calibri" w:eastAsia="Calibri" w:hAnsi="Calibri"/>
+                <w:sz w:val="20"/>
+                <w:szCs w:val="20"/>
+              </w:rPr>
+              <w:t xml:space="preserve">14  CI/CD Integration</w:t>
+            </w:r>
+          </w:p>
+        </w:tc>
+        <w:tc>
+          <w:tcPr>
+            <w:tcW w:type="dxa" w:w="5260"/>
+            <w:shd w:fill="FFFFFF" w:val="clear"/>
+            <w:tcMar>
+              <w:top w:type="dxa" w:w="90"/>
+              <w:left w:type="dxa" w:w="130"/>
+              <w:bottom w:type="dxa" w:w="90"/>
+              <w:right w:type="dxa" w:w="130"/>
+            </w:tcMar>
+            <w:vAlign w:val="center"/>
+          </w:tcPr>
+          <w:p>
+            <w:pPr>
+              <w:spacing w:after="0" w:line="252"/>
+            </w:pPr>
+            <w:r>
+              <w:rPr>
+                <w:rFonts w:ascii="Calibri" w:cs="Calibri" w:eastAsia="Calibri" w:hAnsi="Calibri"/>
+                <w:sz w:val="20"/>
+                <w:szCs w:val="20"/>
+              </w:rPr>
+              <w:t xml:space="preserve">Planned</w:t>
+            </w:r>
+          </w:p>
+        </w:tc>
+        <w:tc>
+          <w:tcPr>
+            <w:tcW w:type="dxa" w:w="1800"/>
+            <w:shd w:fill="FFFFFF" w:val="clear"/>
+            <w:tcMar>
+              <w:top w:type="dxa" w:w="90"/>
+              <w:left w:type="dxa" w:w="130"/>
+              <w:bottom w:type="dxa" w:w="90"/>
+              <w:right w:type="dxa" w:w="130"/>
+            </w:tcMar>
+            <w:vAlign w:val="center"/>
+          </w:tcPr>
+          <w:p>
+            <w:pPr>
+              <w:spacing w:after="0" w:line="252"/>
+            </w:pPr>
+            <w:r>
+              <w:rPr>
+                <w:rFonts w:ascii="Calibri" w:cs="Calibri" w:eastAsia="Calibri" w:hAnsi="Calibri"/>
+                <w:sz w:val="20"/>
+                <w:szCs w:val="20"/>
+              </w:rPr>
+              <w:t xml:space="preserve">whole chapter awaits delivery — see ch. 16 Roadmap</w:t>
+            </w:r>
+          </w:p>
+        </w:tc>
+      </w:tr>
+      <w:tr>
+        <w:tc>
+          <w:tcPr>
+            <w:tcW w:type="dxa" w:w="2300"/>
+            <w:shd w:fill="FFFFFF" w:val="clear"/>
+            <w:tcMar>
+              <w:top w:type="dxa" w:w="90"/>
+              <w:left w:type="dxa" w:w="130"/>
+              <w:bottom w:type="dxa" w:w="90"/>
+              <w:right w:type="dxa" w:w="130"/>
+            </w:tcMar>
+            <w:vAlign w:val="center"/>
+          </w:tcPr>
+          <w:p>
+            <w:pPr>
+              <w:spacing w:after="0" w:line="252"/>
+            </w:pPr>
+            <w:r>
+              <w:rPr>
+                <w:rFonts w:ascii="Calibri" w:cs="Calibri" w:eastAsia="Calibri" w:hAnsi="Calibri"/>
+                <w:sz w:val="20"/>
+                <w:szCs w:val="20"/>
+              </w:rPr>
+              <w:t xml:space="preserve">15  Deployment Scenarios</w:t>
+            </w:r>
+          </w:p>
+        </w:tc>
+        <w:tc>
+          <w:tcPr>
+            <w:tcW w:type="dxa" w:w="5260"/>
+            <w:shd w:fill="FFFFFF" w:val="clear"/>
+            <w:tcMar>
+              <w:top w:type="dxa" w:w="90"/>
+              <w:left w:type="dxa" w:w="130"/>
+              <w:bottom w:type="dxa" w:w="90"/>
+              <w:right w:type="dxa" w:w="130"/>
+            </w:tcMar>
+            <w:vAlign w:val="center"/>
+          </w:tcPr>
+          <w:p>
+            <w:pPr>
+              <w:spacing w:after="0" w:line="252"/>
+            </w:pPr>
+            <w:r>
+              <w:rPr>
+                <w:rFonts w:ascii="Calibri" w:cs="Calibri" w:eastAsia="Calibri" w:hAnsi="Calibri"/>
+                <w:sz w:val="20"/>
+                <w:szCs w:val="20"/>
+              </w:rPr>
+              <w:t xml:space="preserve">Partial</w:t>
+            </w:r>
+          </w:p>
+        </w:tc>
+        <w:tc>
+          <w:tcPr>
+            <w:tcW w:type="dxa" w:w="1800"/>
+            <w:shd w:fill="FFFFFF" w:val="clear"/>
+            <w:tcMar>
+              <w:top w:type="dxa" w:w="90"/>
+              <w:left w:type="dxa" w:w="130"/>
+              <w:bottom w:type="dxa" w:w="90"/>
+              <w:right w:type="dxa" w:w="130"/>
+            </w:tcMar>
+            <w:vAlign w:val="center"/>
+          </w:tcPr>
+          <w:p>
+            <w:pPr>
+              <w:spacing w:after="0" w:line="252"/>
+            </w:pPr>
+            <w:r>
+              <w:rPr>
+                <w:rFonts w:ascii="Calibri" w:cs="Calibri" w:eastAsia="Calibri" w:hAnsi="Calibri"/>
+                <w:sz w:val="20"/>
+                <w:szCs w:val="20"/>
+              </w:rPr>
+              <w:t xml:space="preserve">Status. markers in this chapter</w:t>
+            </w:r>
+          </w:p>
+        </w:tc>
+      </w:tr>
+      <w:tr>
+        <w:tc>
+          <w:tcPr>
+            <w:tcW w:type="dxa" w:w="2300"/>
+            <w:shd w:fill="FFFFFF" w:val="clear"/>
+            <w:tcMar>
+              <w:top w:type="dxa" w:w="90"/>
+              <w:left w:type="dxa" w:w="130"/>
+              <w:bottom w:type="dxa" w:w="90"/>
+              <w:right w:type="dxa" w:w="130"/>
+            </w:tcMar>
+            <w:vAlign w:val="center"/>
+          </w:tcPr>
+          <w:p>
+            <w:pPr>
+              <w:spacing w:after="0" w:line="252"/>
+            </w:pPr>
+            <w:r>
+              <w:rPr>
+                <w:rFonts w:ascii="Calibri" w:cs="Calibri" w:eastAsia="Calibri" w:hAnsi="Calibri"/>
+                <w:sz w:val="20"/>
+                <w:szCs w:val="20"/>
+              </w:rPr>
+              <w:t xml:space="preserve">16  Roadmap</w:t>
+            </w:r>
+          </w:p>
+        </w:tc>
+        <w:tc>
+          <w:tcPr>
+            <w:tcW w:type="dxa" w:w="5260"/>
+            <w:shd w:fill="FFFFFF" w:val="clear"/>
+            <w:tcMar>
+              <w:top w:type="dxa" w:w="90"/>
+              <w:left w:type="dxa" w:w="130"/>
+              <w:bottom w:type="dxa" w:w="90"/>
+              <w:right w:type="dxa" w:w="130"/>
+            </w:tcMar>
+            <w:vAlign w:val="center"/>
+          </w:tcPr>
+          <w:p>
+            <w:pPr>
+              <w:spacing w:after="0" w:line="252"/>
+            </w:pPr>
+            <w:r>
+              <w:rPr>
+                <w:rFonts w:ascii="Calibri" w:cs="Calibri" w:eastAsia="Calibri" w:hAnsi="Calibri"/>
+                <w:sz w:val="20"/>
+                <w:szCs w:val="20"/>
+              </w:rPr>
+              <w:t xml:space="preserve">Planned</w:t>
+            </w:r>
+          </w:p>
+        </w:tc>
+        <w:tc>
+          <w:tcPr>
+            <w:tcW w:type="dxa" w:w="1800"/>
+            <w:shd w:fill="FFFFFF" w:val="clear"/>
+            <w:tcMar>
+              <w:top w:type="dxa" w:w="90"/>
+              <w:left w:type="dxa" w:w="130"/>
+              <w:bottom w:type="dxa" w:w="90"/>
+              <w:right w:type="dxa" w:w="130"/>
+            </w:tcMar>
+            <w:vAlign w:val="center"/>
+          </w:tcPr>
+          <w:p>
+            <w:pPr>
+              <w:spacing w:after="0" w:line="252"/>
+            </w:pPr>
+            <w:r>
+              <w:rPr>
+                <w:rFonts w:ascii="Calibri" w:cs="Calibri" w:eastAsia="Calibri" w:hAnsi="Calibri"/>
+                <w:sz w:val="20"/>
+                <w:szCs w:val="20"/>
+              </w:rPr>
+              <w:t xml:space="preserve">whole chapter awaits delivery — see ch. 16 Roadmap</w:t>
+            </w:r>
+          </w:p>
+        </w:tc>
+      </w:tr>
+      <w:tr>
+        <w:tc>
+          <w:tcPr>
+            <w:tcW w:type="dxa" w:w="2300"/>
+            <w:shd w:fill="FFFFFF" w:val="clear"/>
+            <w:tcMar>
+              <w:top w:type="dxa" w:w="90"/>
+              <w:left w:type="dxa" w:w="130"/>
+              <w:bottom w:type="dxa" w:w="90"/>
+              <w:right w:type="dxa" w:w="130"/>
+            </w:tcMar>
+            <w:vAlign w:val="center"/>
+          </w:tcPr>
+          <w:p>
+            <w:pPr>
+              <w:spacing w:after="0" w:line="252"/>
+            </w:pPr>
+            <w:r>
+              <w:rPr>
+                <w:rFonts w:ascii="Calibri" w:cs="Calibri" w:eastAsia="Calibri" w:hAnsi="Calibri"/>
+                <w:sz w:val="20"/>
+                <w:szCs w:val="20"/>
+              </w:rPr>
+              <w:t xml:space="preserve">17  Appendix</w:t>
+            </w:r>
+          </w:p>
+        </w:tc>
+        <w:tc>
+          <w:tcPr>
+            <w:tcW w:type="dxa" w:w="5260"/>
+            <w:shd w:fill="FFFFFF" w:val="clear"/>
+            <w:tcMar>
+              <w:top w:type="dxa" w:w="90"/>
+              <w:left w:type="dxa" w:w="130"/>
+              <w:bottom w:type="dxa" w:w="90"/>
+              <w:right w:type="dxa" w:w="130"/>
+            </w:tcMar>
+            <w:vAlign w:val="center"/>
+          </w:tcPr>
+          <w:p>
+            <w:pPr>
+              <w:spacing w:after="0" w:line="252"/>
+            </w:pPr>
+            <w:r>
+              <w:rPr>
+                <w:rFonts w:ascii="Calibri" w:cs="Calibri" w:eastAsia="Calibri" w:hAnsi="Calibri"/>
+                <w:sz w:val="20"/>
+                <w:szCs w:val="20"/>
+              </w:rPr>
+              <w:t xml:space="preserve">Partial</w:t>
+            </w:r>
+          </w:p>
+        </w:tc>
+        <w:tc>
+          <w:tcPr>
+            <w:tcW w:type="dxa" w:w="1800"/>
+            <w:shd w:fill="FFFFFF" w:val="clear"/>
+            <w:tcMar>
+              <w:top w:type="dxa" w:w="90"/>
+              <w:left w:type="dxa" w:w="130"/>
+              <w:bottom w:type="dxa" w:w="90"/>
+              <w:right w:type="dxa" w:w="130"/>
+            </w:tcMar>
+            <w:vAlign w:val="center"/>
+          </w:tcPr>
+          <w:p>
+            <w:pPr>
+              <w:spacing w:after="0" w:line="252"/>
+            </w:pPr>
+            <w:r>
+              <w:rPr>
+                <w:rFonts w:ascii="Calibri" w:cs="Calibri" w:eastAsia="Calibri" w:hAnsi="Calibri"/>
+                <w:sz w:val="20"/>
+                <w:szCs w:val="20"/>
+              </w:rPr>
+              <w:t xml:space="preserve">Status. markers in this chapter</w:t>
+            </w:r>
+          </w:p>
+        </w:tc>
+      </w:tr>
+    </w:tbl>
+    <w:p>
+      <w:pPr>
+        <w:spacing w:after="240" w:line="276"/>
+      </w:pPr>
+    </w:p>
+    <w:p>
+      <w:pPr>
+        <w:spacing w:after="160" w:line="276"/>
+      </w:pPr>
+      <w:r>
+        <w:rPr>
+          <w:rFonts w:ascii="Calibri" w:cs="Calibri" w:eastAsia="Calibri" w:hAnsi="Calibri"/>
+          <w:b/>
+          <w:bCs/>
+          <w:sz w:val="22"/>
+          <w:szCs w:val="22"/>
+        </w:rPr>
+        <w:t xml:space="preserve">Delivery stages: </w:t>
+      </w:r>
+      <w:r>
+        <w:rPr>
+          <w:rFonts w:ascii="Calibri" w:cs="Calibri" w:eastAsia="Calibri" w:hAnsi="Calibri"/>
+          <w:sz w:val="22"/>
+          <w:szCs w:val="22"/>
+        </w:rPr>
+        <w:t xml:space="preserve">Shipped — every claim in the chapter holds in the shipped baseline named on the title page. Partial — the chapter’s core workflow is usable today with shipped products; its named target-state pieces carry inline Status. markers. Planned — nothing in the chapter is usable yet; the chapter names the roadmap stage or product expected to deliver it.</w:t>
+      </w:r>
+    </w:p>
     <w:p>
       <w:pPr>
         <w:pStyle w:val="Heading1"/>
@@ -173,6 +1728,29 @@
     </w:p>
     <w:p>
       <w:pPr>
+        <w:spacing w:after="160" w:line="276"/>
+      </w:pPr>
+      <w:r>
+        <w:rPr>
+          <w:rFonts w:ascii="Calibri" w:cs="Calibri" w:eastAsia="Calibri" w:hAnsi="Calibri"/>
+          <w:b/>
+          <w:bCs/>
+          <w:sz w:val="22"/>
+          <w:szCs w:val="22"/>
+        </w:rPr>
+        <w:t xml:space="preserve">Delivery stage: </w:t>
+      </w:r>
+      <w:r>
+        <w:rPr>
+          <w:rFonts w:ascii="Calibri" w:cs="Calibri" w:eastAsia="Calibri" w:hAnsi="Calibri"/>
+          <w:sz w:val="22"/>
+          <w:szCs w:val="22"/>
+        </w:rPr>
+        <w:t xml:space="preserve">Partial</w:t>
+      </w:r>
+    </w:p>
+    <w:p>
+      <w:pPr>
         <w:spacing w:after="240" w:line="276"/>
       </w:pPr>
       <w:r>
@@ -185,6 +1763,29 @@
           <w:szCs w:val="22"/>
         </w:rPr>
         <w:t xml:space="preserve">aSPARK is an enterprise software engineering platform that standardizes how organizations specify, plan, build, review and preserve software — deterministically, policy-driven and fully traceable.</w:t>
+      </w:r>
+    </w:p>
+    <w:p>
+      <w:pPr>
+        <w:spacing w:after="160" w:line="276"/>
+      </w:pPr>
+      <w:r>
+        <w:rPr>
+          <w:rFonts w:ascii="Calibri" w:cs="Calibri" w:eastAsia="Calibri" w:hAnsi="Calibri"/>
+          <w:b/>
+          <w:bCs/>
+          <w:sz w:val="22"/>
+          <w:szCs w:val="22"/>
+        </w:rPr>
+        <w:t xml:space="preserve">Status. </w:t>
+      </w:r>
+      <w:r>
+        <w:rPr>
+          <w:rFonts w:ascii="Calibri" w:cs="Calibri" w:eastAsia="Calibri" w:hAnsi="Calibri"/>
+          <w:sz w:val="22"/>
+          <w:szCs w:val="22"/>
+        </w:rPr>
+        <w:t xml:space="preserve">Only aSPARK Core and aSPARK-graph exist today; every other product named in this chapter is target architecture (see the overview table and Chapter 16).</w:t>
       </w:r>
     </w:p>
     <w:p>
@@ -1605,6 +3206,29 @@
     </w:p>
     <w:p>
       <w:pPr>
+        <w:spacing w:after="160" w:line="276"/>
+      </w:pPr>
+      <w:r>
+        <w:rPr>
+          <w:rFonts w:ascii="Calibri" w:cs="Calibri" w:eastAsia="Calibri" w:hAnsi="Calibri"/>
+          <w:b/>
+          <w:bCs/>
+          <w:sz w:val="22"/>
+          <w:szCs w:val="22"/>
+        </w:rPr>
+        <w:t xml:space="preserve">Delivery stage: </w:t>
+      </w:r>
+      <w:r>
+        <w:rPr>
+          <w:rFonts w:ascii="Calibri" w:cs="Calibri" w:eastAsia="Calibri" w:hAnsi="Calibri"/>
+          <w:sz w:val="22"/>
+          <w:szCs w:val="22"/>
+        </w:rPr>
+        <w:t xml:space="preserve">Partial</w:t>
+      </w:r>
+    </w:p>
+    <w:p>
+      <w:pPr>
         <w:spacing w:after="240" w:line="276"/>
       </w:pPr>
       <w:r>
@@ -1834,6 +3458,29 @@
           <w:szCs w:val="22"/>
         </w:rPr>
         <w:t xml:space="preserve">aSPARK addresses each structural problem with a dedicated product, connected through shared artifacts and stable interfaces:</w:t>
+      </w:r>
+    </w:p>
+    <w:p>
+      <w:pPr>
+        <w:spacing w:after="160" w:line="276"/>
+      </w:pPr>
+      <w:r>
+        <w:rPr>
+          <w:rFonts w:ascii="Calibri" w:cs="Calibri" w:eastAsia="Calibri" w:hAnsi="Calibri"/>
+          <w:b/>
+          <w:bCs/>
+          <w:sz w:val="22"/>
+          <w:szCs w:val="22"/>
+        </w:rPr>
+        <w:t xml:space="preserve">Status. </w:t>
+      </w:r>
+      <w:r>
+        <w:rPr>
+          <w:rFonts w:ascii="Calibri" w:cs="Calibri" w:eastAsia="Calibri" w:hAnsi="Calibri"/>
+          <w:sz w:val="22"/>
+          <w:szCs w:val="22"/>
+        </w:rPr>
+        <w:t xml:space="preserve">The dedicated-product answers for policy, insights and ci describe target state; no such product ships today.</w:t>
       </w:r>
     </w:p>
     <w:tbl>
@@ -2970,6 +4617,29 @@
     </w:p>
     <w:p>
       <w:pPr>
+        <w:spacing w:after="160" w:line="276"/>
+      </w:pPr>
+      <w:r>
+        <w:rPr>
+          <w:rFonts w:ascii="Calibri" w:cs="Calibri" w:eastAsia="Calibri" w:hAnsi="Calibri"/>
+          <w:b/>
+          <w:bCs/>
+          <w:sz w:val="22"/>
+          <w:szCs w:val="22"/>
+        </w:rPr>
+        <w:t xml:space="preserve">Delivery stage: </w:t>
+      </w:r>
+      <w:r>
+        <w:rPr>
+          <w:rFonts w:ascii="Calibri" w:cs="Calibri" w:eastAsia="Calibri" w:hAnsi="Calibri"/>
+          <w:sz w:val="22"/>
+          <w:szCs w:val="22"/>
+        </w:rPr>
+        <w:t xml:space="preserve">Partial</w:t>
+      </w:r>
+    </w:p>
+    <w:p>
+      <w:pPr>
         <w:spacing w:after="240" w:line="276"/>
       </w:pPr>
       <w:r>
@@ -3325,7 +4995,7 @@
                 <w:sz w:val="20"/>
                 <w:szCs w:val="20"/>
               </w:rPr>
-              <w:t xml:space="preserve">Foundation</w:t>
+              <w:t xml:space="preserve">Shipped</w:t>
             </w:r>
           </w:p>
         </w:tc>
@@ -3405,7 +5075,7 @@
                 <w:sz w:val="20"/>
                 <w:szCs w:val="20"/>
               </w:rPr>
-              <w:t xml:space="preserve">Platform</w:t>
+              <w:t xml:space="preserve">Shipped</w:t>
             </w:r>
           </w:p>
         </w:tc>
@@ -3485,7 +5155,7 @@
                 <w:sz w:val="20"/>
                 <w:szCs w:val="20"/>
               </w:rPr>
-              <w:t xml:space="preserve">Platform</w:t>
+              <w:t xml:space="preserve">Planned</w:t>
             </w:r>
           </w:p>
         </w:tc>
@@ -3565,7 +5235,7 @@
                 <w:sz w:val="20"/>
                 <w:szCs w:val="20"/>
               </w:rPr>
-              <w:t xml:space="preserve">Platform</w:t>
+              <w:t xml:space="preserve">Planned</w:t>
             </w:r>
           </w:p>
         </w:tc>
@@ -3645,7 +5315,7 @@
                 <w:sz w:val="20"/>
                 <w:szCs w:val="20"/>
               </w:rPr>
-              <w:t xml:space="preserve">Platform</w:t>
+              <w:t xml:space="preserve">Planned</w:t>
             </w:r>
           </w:p>
         </w:tc>
@@ -3725,7 +5395,7 @@
                 <w:sz w:val="20"/>
                 <w:szCs w:val="20"/>
               </w:rPr>
-              <w:t xml:space="preserve">Future</w:t>
+              <w:t xml:space="preserve">Planned</w:t>
             </w:r>
           </w:p>
         </w:tc>
@@ -3805,7 +5475,7 @@
                 <w:sz w:val="20"/>
                 <w:szCs w:val="20"/>
               </w:rPr>
-              <w:t xml:space="preserve">Distribution</w:t>
+              <w:t xml:space="preserve">Planned</w:t>
             </w:r>
           </w:p>
         </w:tc>
@@ -4196,6 +5866,29 @@
           <w:szCs w:val="22"/>
         </w:rPr>
         <w:t xml:space="preserve"> artifact store towards every other product. The artifact store — plain, schema-validated files in the repository — is Core's public contract: downstream products never call into Core's internals; they read artifacts.</w:t>
+      </w:r>
+    </w:p>
+    <w:p>
+      <w:pPr>
+        <w:spacing w:after="160" w:line="276"/>
+      </w:pPr>
+      <w:r>
+        <w:rPr>
+          <w:rFonts w:ascii="Calibri" w:cs="Calibri" w:eastAsia="Calibri" w:hAnsi="Calibri"/>
+          <w:b/>
+          <w:bCs/>
+          <w:sz w:val="22"/>
+          <w:szCs w:val="22"/>
+        </w:rPr>
+        <w:t xml:space="preserve">Status. </w:t>
+      </w:r>
+      <w:r>
+        <w:rPr>
+          <w:rFonts w:ascii="Calibri" w:cs="Calibri" w:eastAsia="Calibri" w:hAnsi="Calibri"/>
+          <w:sz w:val="22"/>
+          <w:szCs w:val="22"/>
+        </w:rPr>
+        <w:t xml:space="preserve">IDE adapters do not ship in Core today; the developer surface is the Claude Code plugin’s slash commands.</w:t>
       </w:r>
     </w:p>
     <w:p>
@@ -5055,6 +6748,29 @@
     </w:p>
     <w:p>
       <w:pPr>
+        <w:spacing w:after="160" w:line="276"/>
+      </w:pPr>
+      <w:r>
+        <w:rPr>
+          <w:rFonts w:ascii="Calibri" w:cs="Calibri" w:eastAsia="Calibri" w:hAnsi="Calibri"/>
+          <w:b/>
+          <w:bCs/>
+          <w:sz w:val="22"/>
+          <w:szCs w:val="22"/>
+        </w:rPr>
+        <w:t xml:space="preserve">Status. </w:t>
+      </w:r>
+      <w:r>
+        <w:rPr>
+          <w:rFonts w:ascii="Calibri" w:cs="Calibri" w:eastAsia="Calibri" w:hAnsi="Calibri"/>
+          <w:sz w:val="22"/>
+          <w:szCs w:val="22"/>
+        </w:rPr>
+        <w:t xml:space="preserve">aSPARK-memory is future: nothing in this section ships today.</w:t>
+      </w:r>
+    </w:p>
+    <w:p>
+      <w:pPr>
         <w:pStyle w:val="Heading2"/>
         <w:keepNext/>
         <w:spacing w:after="160" w:before="320"/>
@@ -5069,6 +6785,29 @@
           <w:szCs w:val="30"/>
         </w:rPr>
         <w:t xml:space="preserve">3.8  aSPARK Enterprise</w:t>
+      </w:r>
+    </w:p>
+    <w:p>
+      <w:pPr>
+        <w:spacing w:after="160" w:line="276"/>
+      </w:pPr>
+      <w:r>
+        <w:rPr>
+          <w:rFonts w:ascii="Calibri" w:cs="Calibri" w:eastAsia="Calibri" w:hAnsi="Calibri"/>
+          <w:b/>
+          <w:bCs/>
+          <w:sz w:val="22"/>
+          <w:szCs w:val="22"/>
+        </w:rPr>
+        <w:t xml:space="preserve">Status. </w:t>
+      </w:r>
+      <w:r>
+        <w:rPr>
+          <w:rFonts w:ascii="Calibri" w:cs="Calibri" w:eastAsia="Calibri" w:hAnsi="Calibri"/>
+          <w:sz w:val="22"/>
+          <w:szCs w:val="22"/>
+        </w:rPr>
+        <w:t xml:space="preserve">aSPARK Enterprise is a planned packaging of products that do not all exist; there is no supported distribution today.</w:t>
       </w:r>
     </w:p>
     <w:p>
@@ -5103,6 +6842,29 @@
           <w:szCs w:val="44"/>
         </w:rPr>
         <w:t xml:space="preserve">4  Domain Model</w:t>
+      </w:r>
+    </w:p>
+    <w:p>
+      <w:pPr>
+        <w:spacing w:after="160" w:line="276"/>
+      </w:pPr>
+      <w:r>
+        <w:rPr>
+          <w:rFonts w:ascii="Calibri" w:cs="Calibri" w:eastAsia="Calibri" w:hAnsi="Calibri"/>
+          <w:b/>
+          <w:bCs/>
+          <w:sz w:val="22"/>
+          <w:szCs w:val="22"/>
+        </w:rPr>
+        <w:t xml:space="preserve">Delivery stage: </w:t>
+      </w:r>
+      <w:r>
+        <w:rPr>
+          <w:rFonts w:ascii="Calibri" w:cs="Calibri" w:eastAsia="Calibri" w:hAnsi="Calibri"/>
+          <w:sz w:val="22"/>
+          <w:szCs w:val="22"/>
+        </w:rPr>
+        <w:t xml:space="preserve">Partial</w:t>
       </w:r>
     </w:p>
     <w:p>
@@ -6132,6 +7894,29 @@
                 <w:szCs w:val="20"/>
               </w:rPr>
               <w:t xml:space="preserve">ADR-xxx</w:t>
+            </w:r>
+          </w:p>
+          <w:p>
+            <w:pPr>
+              <w:spacing w:after="160" w:line="276"/>
+            </w:pPr>
+            <w:r>
+              <w:rPr>
+                <w:rFonts w:ascii="Calibri" w:cs="Calibri" w:eastAsia="Calibri" w:hAnsi="Calibri"/>
+                <w:b/>
+                <w:bCs/>
+                <w:sz w:val="22"/>
+                <w:szCs w:val="22"/>
+              </w:rPr>
+              <w:t xml:space="preserve">Status. </w:t>
+            </w:r>
+            <w:r>
+              <w:rPr>
+                <w:rFonts w:ascii="Calibri" w:cs="Calibri" w:eastAsia="Calibri" w:hAnsi="Calibri"/>
+                <w:sz w:val="22"/>
+                <w:szCs w:val="22"/>
+              </w:rPr>
+              <w:t xml:space="preserve">The ADR entity arrives with aSPARK-memory; no ADR records exist today.</w:t>
             </w:r>
           </w:p>
         </w:tc>
@@ -8237,6 +10022,29 @@
               <w:t xml:space="preserve">gate id, phase, verdict, timestamp</w:t>
             </w:r>
           </w:p>
+          <w:p>
+            <w:pPr>
+              <w:spacing w:after="160" w:line="276"/>
+            </w:pPr>
+            <w:r>
+              <w:rPr>
+                <w:rFonts w:ascii="Calibri" w:cs="Calibri" w:eastAsia="Calibri" w:hAnsi="Calibri"/>
+                <w:b/>
+                <w:bCs/>
+                <w:sz w:val="22"/>
+                <w:szCs w:val="22"/>
+              </w:rPr>
+              <w:t xml:space="preserve">Status. </w:t>
+            </w:r>
+            <w:r>
+              <w:rPr>
+                <w:rFonts w:ascii="Calibri" w:cs="Calibri" w:eastAsia="Calibri" w:hAnsi="Calibri"/>
+                <w:sz w:val="22"/>
+                <w:szCs w:val="22"/>
+              </w:rPr>
+              <w:t xml:space="preserve">The gates.yaml evidence shape is target state; in Core today gate evidence lands in .spark/&lt;feature&gt;/evidence.md.</w:t>
+            </w:r>
+          </w:p>
         </w:tc>
       </w:tr>
       <w:tr>
@@ -8958,6 +10766,29 @@
     </w:p>
     <w:p>
       <w:pPr>
+        <w:spacing w:after="160" w:line="276"/>
+      </w:pPr>
+      <w:r>
+        <w:rPr>
+          <w:rFonts w:ascii="Calibri" w:cs="Calibri" w:eastAsia="Calibri" w:hAnsi="Calibri"/>
+          <w:b/>
+          <w:bCs/>
+          <w:sz w:val="22"/>
+          <w:szCs w:val="22"/>
+        </w:rPr>
+        <w:t xml:space="preserve">Delivery stage: </w:t>
+      </w:r>
+      <w:r>
+        <w:rPr>
+          <w:rFonts w:ascii="Calibri" w:cs="Calibri" w:eastAsia="Calibri" w:hAnsi="Calibri"/>
+          <w:sz w:val="22"/>
+          <w:szCs w:val="22"/>
+        </w:rPr>
+        <w:t xml:space="preserve">Partial</w:t>
+      </w:r>
+    </w:p>
+    <w:p>
+      <w:pPr>
         <w:spacing w:after="240" w:line="276"/>
       </w:pPr>
       <w:r>
@@ -9500,6 +11331,29 @@
           <w:szCs w:val="25"/>
         </w:rPr>
         <w:t xml:space="preserve">P7 — Versioned policy packs</w:t>
+      </w:r>
+    </w:p>
+    <w:p>
+      <w:pPr>
+        <w:spacing w:after="160" w:line="276"/>
+      </w:pPr>
+      <w:r>
+        <w:rPr>
+          <w:rFonts w:ascii="Calibri" w:cs="Calibri" w:eastAsia="Calibri" w:hAnsi="Calibri"/>
+          <w:b/>
+          <w:bCs/>
+          <w:sz w:val="22"/>
+          <w:szCs w:val="22"/>
+        </w:rPr>
+        <w:t xml:space="preserve">Status. </w:t>
+      </w:r>
+      <w:r>
+        <w:rPr>
+          <w:rFonts w:ascii="Calibri" w:cs="Calibri" w:eastAsia="Calibri" w:hAnsi="Calibri"/>
+          <w:sz w:val="22"/>
+          <w:szCs w:val="22"/>
+        </w:rPr>
+        <w:t xml:space="preserve">The consequences of P3, P6 and P7 await aSPARK-policy; versioned policy packs do not ship in Core today.</w:t>
       </w:r>
     </w:p>
     <w:p>
@@ -10078,6 +11932,29 @@
           <w:szCs w:val="44"/>
         </w:rPr>
         <w:t xml:space="preserve">6  C4 Architecture (Level 1–3)</w:t>
+      </w:r>
+    </w:p>
+    <w:p>
+      <w:pPr>
+        <w:spacing w:after="160" w:line="276"/>
+      </w:pPr>
+      <w:r>
+        <w:rPr>
+          <w:rFonts w:ascii="Calibri" w:cs="Calibri" w:eastAsia="Calibri" w:hAnsi="Calibri"/>
+          <w:b/>
+          <w:bCs/>
+          <w:sz w:val="22"/>
+          <w:szCs w:val="22"/>
+        </w:rPr>
+        <w:t xml:space="preserve">Delivery stage: </w:t>
+      </w:r>
+      <w:r>
+        <w:rPr>
+          <w:rFonts w:ascii="Calibri" w:cs="Calibri" w:eastAsia="Calibri" w:hAnsi="Calibri"/>
+          <w:sz w:val="22"/>
+          <w:szCs w:val="22"/>
+        </w:rPr>
+        <w:t xml:space="preserve">Partial</w:t>
       </w:r>
     </w:p>
     <w:p>
@@ -11081,6 +12958,29 @@
               <w:t xml:space="preserve">aSPARK-memory (future)</w:t>
             </w:r>
           </w:p>
+          <w:p>
+            <w:pPr>
+              <w:spacing w:after="160" w:line="276"/>
+            </w:pPr>
+            <w:r>
+              <w:rPr>
+                <w:rFonts w:ascii="Calibri" w:cs="Calibri" w:eastAsia="Calibri" w:hAnsi="Calibri"/>
+                <w:b/>
+                <w:bCs/>
+                <w:sz w:val="22"/>
+                <w:szCs w:val="22"/>
+              </w:rPr>
+              <w:t xml:space="preserve">Status. </w:t>
+            </w:r>
+            <w:r>
+              <w:rPr>
+                <w:rFonts w:ascii="Calibri" w:cs="Calibri" w:eastAsia="Calibri" w:hAnsi="Calibri"/>
+                <w:sz w:val="22"/>
+                <w:szCs w:val="22"/>
+              </w:rPr>
+              <w:t xml:space="preserve">The containers for policy, insights, ci and memory are target state — none of these products exists yet.</w:t>
+            </w:r>
+          </w:p>
         </w:tc>
         <w:tc>
           <w:tcPr>
@@ -12455,6 +14355,29 @@
     </w:p>
     <w:p>
       <w:pPr>
+        <w:spacing w:after="160" w:line="276"/>
+      </w:pPr>
+      <w:r>
+        <w:rPr>
+          <w:rFonts w:ascii="Calibri" w:cs="Calibri" w:eastAsia="Calibri" w:hAnsi="Calibri"/>
+          <w:b/>
+          <w:bCs/>
+          <w:sz w:val="22"/>
+          <w:szCs w:val="22"/>
+        </w:rPr>
+        <w:t xml:space="preserve">Delivery stage: </w:t>
+      </w:r>
+      <w:r>
+        <w:rPr>
+          <w:rFonts w:ascii="Calibri" w:cs="Calibri" w:eastAsia="Calibri" w:hAnsi="Calibri"/>
+          <w:sz w:val="22"/>
+          <w:szCs w:val="22"/>
+        </w:rPr>
+        <w:t xml:space="preserve">Partial</w:t>
+      </w:r>
+    </w:p>
+    <w:p>
+      <w:pPr>
         <w:spacing w:after="240" w:line="276"/>
       </w:pPr>
       <w:r>
@@ -13468,6 +15391,29 @@
     </w:p>
     <w:p>
       <w:pPr>
+        <w:spacing w:after="160" w:line="276"/>
+      </w:pPr>
+      <w:r>
+        <w:rPr>
+          <w:rFonts w:ascii="Calibri" w:cs="Calibri" w:eastAsia="Calibri" w:hAnsi="Calibri"/>
+          <w:b/>
+          <w:bCs/>
+          <w:sz w:val="22"/>
+          <w:szCs w:val="22"/>
+        </w:rPr>
+        <w:t xml:space="preserve">Status. </w:t>
+      </w:r>
+      <w:r>
+        <w:rPr>
+          <w:rFonts w:ascii="Calibri" w:cs="Calibri" w:eastAsia="Calibri" w:hAnsi="Calibri"/>
+          <w:sz w:val="22"/>
+          <w:szCs w:val="22"/>
+        </w:rPr>
+        <w:t xml:space="preserve">Only the artifact and graph-query contracts have a producer today; the policy-resolution, validation and metrics contracts await their consuming products.</w:t>
+      </w:r>
+    </w:p>
+    <w:p>
+      <w:pPr>
         <w:pStyle w:val="ListParagraph"/>
         <w:numPr>
           <w:ilvl w:val="0"/>
@@ -13739,6 +15685,29 @@
           <w:szCs w:val="44"/>
         </w:rPr>
         <w:t xml:space="preserve">8  Repository Architecture</w:t>
+      </w:r>
+    </w:p>
+    <w:p>
+      <w:pPr>
+        <w:spacing w:after="160" w:line="276"/>
+      </w:pPr>
+      <w:r>
+        <w:rPr>
+          <w:rFonts w:ascii="Calibri" w:cs="Calibri" w:eastAsia="Calibri" w:hAnsi="Calibri"/>
+          <w:b/>
+          <w:bCs/>
+          <w:sz w:val="22"/>
+          <w:szCs w:val="22"/>
+        </w:rPr>
+        <w:t xml:space="preserve">Delivery stage: </w:t>
+      </w:r>
+      <w:r>
+        <w:rPr>
+          <w:rFonts w:ascii="Calibri" w:cs="Calibri" w:eastAsia="Calibri" w:hAnsi="Calibri"/>
+          <w:sz w:val="22"/>
+          <w:szCs w:val="22"/>
+        </w:rPr>
+        <w:t xml:space="preserve">Partial</w:t>
       </w:r>
     </w:p>
     <w:p>
@@ -15440,6 +17409,29 @@
           <w:szCs w:val="44"/>
         </w:rPr>
         <w:t xml:space="preserve">9  Policy-as-Code</w:t>
+      </w:r>
+    </w:p>
+    <w:p>
+      <w:pPr>
+        <w:spacing w:after="160" w:line="276"/>
+      </w:pPr>
+      <w:r>
+        <w:rPr>
+          <w:rFonts w:ascii="Calibri" w:cs="Calibri" w:eastAsia="Calibri" w:hAnsi="Calibri"/>
+          <w:b/>
+          <w:bCs/>
+          <w:sz w:val="22"/>
+          <w:szCs w:val="22"/>
+        </w:rPr>
+        <w:t xml:space="preserve">Delivery stage: </w:t>
+      </w:r>
+      <w:r>
+        <w:rPr>
+          <w:rFonts w:ascii="Calibri" w:cs="Calibri" w:eastAsia="Calibri" w:hAnsi="Calibri"/>
+          <w:sz w:val="22"/>
+          <w:szCs w:val="22"/>
+        </w:rPr>
+        <w:t xml:space="preserve">Planned</w:t>
       </w:r>
     </w:p>
     <w:p>
@@ -17258,6 +19250,29 @@
     </w:p>
     <w:p>
       <w:pPr>
+        <w:spacing w:after="160" w:line="276"/>
+      </w:pPr>
+      <w:r>
+        <w:rPr>
+          <w:rFonts w:ascii="Calibri" w:cs="Calibri" w:eastAsia="Calibri" w:hAnsi="Calibri"/>
+          <w:b/>
+          <w:bCs/>
+          <w:sz w:val="22"/>
+          <w:szCs w:val="22"/>
+        </w:rPr>
+        <w:t xml:space="preserve">Delivery stage: </w:t>
+      </w:r>
+      <w:r>
+        <w:rPr>
+          <w:rFonts w:ascii="Calibri" w:cs="Calibri" w:eastAsia="Calibri" w:hAnsi="Calibri"/>
+          <w:sz w:val="22"/>
+          <w:szCs w:val="22"/>
+        </w:rPr>
+        <w:t xml:space="preserve">Partial</w:t>
+      </w:r>
+    </w:p>
+    <w:p>
+      <w:pPr>
         <w:spacing w:after="240" w:line="276"/>
       </w:pPr>
       <w:r>
@@ -17956,6 +19971,29 @@
           <w:szCs w:val="22"/>
         </w:rPr>
         <w:t xml:space="preserve"> query compares stored hashes to the working tree so agents can verify the graph is fresh before acting on it. Full provenance sealing (commit hash, builder version, output digest) is planned for a future release.</w:t>
+      </w:r>
+    </w:p>
+    <w:p>
+      <w:pPr>
+        <w:spacing w:after="160" w:line="276"/>
+      </w:pPr>
+      <w:r>
+        <w:rPr>
+          <w:rFonts w:ascii="Calibri" w:cs="Calibri" w:eastAsia="Calibri" w:hAnsi="Calibri"/>
+          <w:b/>
+          <w:bCs/>
+          <w:sz w:val="22"/>
+          <w:szCs w:val="22"/>
+        </w:rPr>
+        <w:t xml:space="preserve">Status. </w:t>
+      </w:r>
+      <w:r>
+        <w:rPr>
+          <w:rFonts w:ascii="Calibri" w:cs="Calibri" w:eastAsia="Calibri" w:hAnsi="Calibri"/>
+          <w:sz w:val="22"/>
+          <w:szCs w:val="22"/>
+        </w:rPr>
+        <w:t xml:space="preserve">Provenance sealing is planned, not yet shipped; until it lands the staleness query is the available freshness check (as this section already states).</w:t>
       </w:r>
     </w:p>
     <w:p>
@@ -18900,6 +20938,29 @@
     </w:p>
     <w:p>
       <w:pPr>
+        <w:spacing w:after="160" w:line="276"/>
+      </w:pPr>
+      <w:r>
+        <w:rPr>
+          <w:rFonts w:ascii="Calibri" w:cs="Calibri" w:eastAsia="Calibri" w:hAnsi="Calibri"/>
+          <w:b/>
+          <w:bCs/>
+          <w:sz w:val="22"/>
+          <w:szCs w:val="22"/>
+        </w:rPr>
+        <w:t xml:space="preserve">Status. </w:t>
+      </w:r>
+      <w:r>
+        <w:rPr>
+          <w:rFonts w:ascii="Calibri" w:cs="Calibri" w:eastAsia="Calibri" w:hAnsi="Calibri"/>
+          <w:sz w:val="22"/>
+          <w:szCs w:val="22"/>
+        </w:rPr>
+        <w:t xml:space="preserve">Shared-service mode is planned; only local/embedded mode ships in aSPARK-graph today.</w:t>
+      </w:r>
+    </w:p>
+    <w:p>
+      <w:pPr>
         <w:pStyle w:val="Heading2"/>
         <w:keepNext/>
         <w:spacing w:after="160" w:before="320"/>
@@ -19427,6 +21488,29 @@
           <w:szCs w:val="44"/>
         </w:rPr>
         <w:t xml:space="preserve">11  Workflow Engine</w:t>
+      </w:r>
+    </w:p>
+    <w:p>
+      <w:pPr>
+        <w:spacing w:after="160" w:line="276"/>
+      </w:pPr>
+      <w:r>
+        <w:rPr>
+          <w:rFonts w:ascii="Calibri" w:cs="Calibri" w:eastAsia="Calibri" w:hAnsi="Calibri"/>
+          <w:b/>
+          <w:bCs/>
+          <w:sz w:val="22"/>
+          <w:szCs w:val="22"/>
+        </w:rPr>
+        <w:t xml:space="preserve">Delivery stage: </w:t>
+      </w:r>
+      <w:r>
+        <w:rPr>
+          <w:rFonts w:ascii="Calibri" w:cs="Calibri" w:eastAsia="Calibri" w:hAnsi="Calibri"/>
+          <w:sz w:val="22"/>
+          <w:szCs w:val="22"/>
+        </w:rPr>
+        <w:t xml:space="preserve">Partial</w:t>
       </w:r>
     </w:p>
     <w:p>
@@ -21328,6 +23412,29 @@
     </w:p>
     <w:p>
       <w:pPr>
+        <w:spacing w:after="160" w:line="276"/>
+      </w:pPr>
+      <w:r>
+        <w:rPr>
+          <w:rFonts w:ascii="Calibri" w:cs="Calibri" w:eastAsia="Calibri" w:hAnsi="Calibri"/>
+          <w:b/>
+          <w:bCs/>
+          <w:sz w:val="22"/>
+          <w:szCs w:val="22"/>
+        </w:rPr>
+        <w:t xml:space="preserve">Delivery stage: </w:t>
+      </w:r>
+      <w:r>
+        <w:rPr>
+          <w:rFonts w:ascii="Calibri" w:cs="Calibri" w:eastAsia="Calibri" w:hAnsi="Calibri"/>
+          <w:sz w:val="22"/>
+          <w:szCs w:val="22"/>
+        </w:rPr>
+        <w:t xml:space="preserve">Partial</w:t>
+      </w:r>
+    </w:p>
+    <w:p>
+      <w:pPr>
         <w:spacing w:after="240" w:line="276"/>
       </w:pPr>
       <w:r>
@@ -21704,6 +23811,29 @@
       <w:r>
         <w:rPr>
           <w:rFonts w:ascii="Calibri" w:cs="Calibri" w:eastAsia="Calibri" w:hAnsi="Calibri"/>
+          <w:b/>
+          <w:bCs/>
+          <w:sz w:val="22"/>
+          <w:szCs w:val="22"/>
+        </w:rPr>
+        <w:t xml:space="preserve">Status. </w:t>
+      </w:r>
+      <w:r>
+        <w:rPr>
+          <w:rFonts w:ascii="Calibri" w:cs="Calibri" w:eastAsia="Calibri" w:hAnsi="Calibri"/>
+          <w:sz w:val="22"/>
+          <w:szCs w:val="22"/>
+        </w:rPr>
+        <w:t xml:space="preserve">Lenses ship as instruction-driven checklists applied by the agents; the declarative context-filter reading of “what an agent sees” is target state.</w:t>
+      </w:r>
+    </w:p>
+    <w:p>
+      <w:pPr>
+        <w:spacing w:after="160" w:line="276"/>
+      </w:pPr>
+      <w:r>
+        <w:rPr>
+          <w:rFonts w:ascii="Calibri" w:cs="Calibri" w:eastAsia="Calibri" w:hAnsi="Calibri"/>
           <w:sz w:val="22"/>
           <w:szCs w:val="22"/>
         </w:rPr>
@@ -21859,6 +23989,29 @@
           <w:szCs w:val="30"/>
         </w:rPr>
         <w:t xml:space="preserve">12.5  Policy-Constrained Generation</w:t>
+      </w:r>
+    </w:p>
+    <w:p>
+      <w:pPr>
+        <w:spacing w:after="160" w:line="276"/>
+      </w:pPr>
+      <w:r>
+        <w:rPr>
+          <w:rFonts w:ascii="Calibri" w:cs="Calibri" w:eastAsia="Calibri" w:hAnsi="Calibri"/>
+          <w:b/>
+          <w:bCs/>
+          <w:sz w:val="22"/>
+          <w:szCs w:val="22"/>
+        </w:rPr>
+        <w:t xml:space="preserve">Status. </w:t>
+      </w:r>
+      <w:r>
+        <w:rPr>
+          <w:rFonts w:ascii="Calibri" w:cs="Calibri" w:eastAsia="Calibri" w:hAnsi="Calibri"/>
+          <w:sz w:val="22"/>
+          <w:szCs w:val="22"/>
+        </w:rPr>
+        <w:t xml:space="preserve">Policy-constrained generation awaits the effective policy set of aSPARK-policy; agents today are constrained by constitution prose, not by resolved policy packs.</w:t>
       </w:r>
     </w:p>
     <w:p>
@@ -22495,6 +24648,29 @@
     </w:p>
     <w:p>
       <w:pPr>
+        <w:spacing w:after="160" w:line="276"/>
+      </w:pPr>
+      <w:r>
+        <w:rPr>
+          <w:rFonts w:ascii="Calibri" w:cs="Calibri" w:eastAsia="Calibri" w:hAnsi="Calibri"/>
+          <w:b/>
+          <w:bCs/>
+          <w:sz w:val="22"/>
+          <w:szCs w:val="22"/>
+        </w:rPr>
+        <w:t xml:space="preserve">Delivery stage: </w:t>
+      </w:r>
+      <w:r>
+        <w:rPr>
+          <w:rFonts w:ascii="Calibri" w:cs="Calibri" w:eastAsia="Calibri" w:hAnsi="Calibri"/>
+          <w:sz w:val="22"/>
+          <w:szCs w:val="22"/>
+        </w:rPr>
+        <w:t xml:space="preserve">Planned</w:t>
+      </w:r>
+    </w:p>
+    <w:p>
+      <w:pPr>
         <w:spacing w:after="240" w:line="276"/>
       </w:pPr>
       <w:r>
@@ -22538,6 +24714,29 @@
           <w:szCs w:val="22"/>
         </w:rPr>
         <w:t xml:space="preserve">aSPARK's governance model has three pillars, each carried by platform mechanics introduced earlier:</w:t>
+      </w:r>
+    </w:p>
+    <w:p>
+      <w:pPr>
+        <w:spacing w:after="160" w:line="276"/>
+      </w:pPr>
+      <w:r>
+        <w:rPr>
+          <w:rFonts w:ascii="Calibri" w:cs="Calibri" w:eastAsia="Calibri" w:hAnsi="Calibri"/>
+          <w:b/>
+          <w:bCs/>
+          <w:sz w:val="22"/>
+          <w:szCs w:val="22"/>
+        </w:rPr>
+        <w:t xml:space="preserve">Status. </w:t>
+      </w:r>
+      <w:r>
+        <w:rPr>
+          <w:rFonts w:ascii="Calibri" w:cs="Calibri" w:eastAsia="Calibri" w:hAnsi="Calibri"/>
+          <w:sz w:val="22"/>
+          <w:szCs w:val="22"/>
+        </w:rPr>
+        <w:t xml:space="preserve">Everything in this chapter is delivered by Stages 3–4 (aSPARK-policy and the enterprise layer — see Chapter 16 Roadmap); no governance mechanic described here ships today.</w:t>
       </w:r>
     </w:p>
     <w:tbl>
@@ -23731,6 +25930,29 @@
     </w:p>
     <w:p>
       <w:pPr>
+        <w:spacing w:after="160" w:line="276"/>
+      </w:pPr>
+      <w:r>
+        <w:rPr>
+          <w:rFonts w:ascii="Calibri" w:cs="Calibri" w:eastAsia="Calibri" w:hAnsi="Calibri"/>
+          <w:b/>
+          <w:bCs/>
+          <w:sz w:val="22"/>
+          <w:szCs w:val="22"/>
+        </w:rPr>
+        <w:t xml:space="preserve">Delivery stage: </w:t>
+      </w:r>
+      <w:r>
+        <w:rPr>
+          <w:rFonts w:ascii="Calibri" w:cs="Calibri" w:eastAsia="Calibri" w:hAnsi="Calibri"/>
+          <w:sz w:val="22"/>
+          <w:szCs w:val="22"/>
+        </w:rPr>
+        <w:t xml:space="preserve">Planned</w:t>
+      </w:r>
+    </w:p>
+    <w:p>
+      <w:pPr>
         <w:spacing w:after="240" w:line="276"/>
       </w:pPr>
       <w:r>
@@ -24964,6 +27186,29 @@
           <w:szCs w:val="44"/>
         </w:rPr>
         <w:t xml:space="preserve">15  Deployment Scenarios</w:t>
+      </w:r>
+    </w:p>
+    <w:p>
+      <w:pPr>
+        <w:spacing w:after="160" w:line="276"/>
+      </w:pPr>
+      <w:r>
+        <w:rPr>
+          <w:rFonts w:ascii="Calibri" w:cs="Calibri" w:eastAsia="Calibri" w:hAnsi="Calibri"/>
+          <w:b/>
+          <w:bCs/>
+          <w:sz w:val="22"/>
+          <w:szCs w:val="22"/>
+        </w:rPr>
+        <w:t xml:space="preserve">Delivery stage: </w:t>
+      </w:r>
+      <w:r>
+        <w:rPr>
+          <w:rFonts w:ascii="Calibri" w:cs="Calibri" w:eastAsia="Calibri" w:hAnsi="Calibri"/>
+          <w:sz w:val="22"/>
+          <w:szCs w:val="22"/>
+        </w:rPr>
+        <w:t xml:space="preserve">Partial</w:t>
       </w:r>
     </w:p>
     <w:p>
@@ -25679,6 +27924,29 @@
     </w:p>
     <w:p>
       <w:pPr>
+        <w:spacing w:after="160" w:line="276"/>
+      </w:pPr>
+      <w:r>
+        <w:rPr>
+          <w:rFonts w:ascii="Calibri" w:cs="Calibri" w:eastAsia="Calibri" w:hAnsi="Calibri"/>
+          <w:b/>
+          <w:bCs/>
+          <w:sz w:val="22"/>
+          <w:szCs w:val="22"/>
+        </w:rPr>
+        <w:t xml:space="preserve">Status. </w:t>
+      </w:r>
+      <w:r>
+        <w:rPr>
+          <w:rFonts w:ascii="Calibri" w:cs="Calibri" w:eastAsia="Calibri" w:hAnsi="Calibri"/>
+          <w:sz w:val="22"/>
+          <w:szCs w:val="22"/>
+        </w:rPr>
+        <w:t xml:space="preserve">Team, on-premise and cloud scenarios depend on shared services (§10.6) that are not built; only single-repository local delivery exists today.</w:t>
+      </w:r>
+    </w:p>
+    <w:p>
+      <w:pPr>
         <w:pStyle w:val="Heading2"/>
         <w:keepNext/>
         <w:spacing w:after="160" w:before="320"/>
@@ -26445,6 +28713,29 @@
     </w:p>
     <w:p>
       <w:pPr>
+        <w:spacing w:after="160" w:line="276"/>
+      </w:pPr>
+      <w:r>
+        <w:rPr>
+          <w:rFonts w:ascii="Calibri" w:cs="Calibri" w:eastAsia="Calibri" w:hAnsi="Calibri"/>
+          <w:b/>
+          <w:bCs/>
+          <w:sz w:val="22"/>
+          <w:szCs w:val="22"/>
+        </w:rPr>
+        <w:t xml:space="preserve">Delivery stage: </w:t>
+      </w:r>
+      <w:r>
+        <w:rPr>
+          <w:rFonts w:ascii="Calibri" w:cs="Calibri" w:eastAsia="Calibri" w:hAnsi="Calibri"/>
+          <w:sz w:val="22"/>
+          <w:szCs w:val="22"/>
+        </w:rPr>
+        <w:t xml:space="preserve">Planned</w:t>
+      </w:r>
+    </w:p>
+    <w:p>
+      <w:pPr>
         <w:spacing w:after="240" w:line="276"/>
       </w:pPr>
       <w:r>
@@ -27468,6 +29759,29 @@
     </w:p>
     <w:p>
       <w:pPr>
+        <w:spacing w:after="160" w:line="276"/>
+      </w:pPr>
+      <w:r>
+        <w:rPr>
+          <w:rFonts w:ascii="Calibri" w:cs="Calibri" w:eastAsia="Calibri" w:hAnsi="Calibri"/>
+          <w:b/>
+          <w:bCs/>
+          <w:sz w:val="22"/>
+          <w:szCs w:val="22"/>
+        </w:rPr>
+        <w:t xml:space="preserve">Delivery stage: </w:t>
+      </w:r>
+      <w:r>
+        <w:rPr>
+          <w:rFonts w:ascii="Calibri" w:cs="Calibri" w:eastAsia="Calibri" w:hAnsi="Calibri"/>
+          <w:sz w:val="22"/>
+          <w:szCs w:val="22"/>
+        </w:rPr>
+        <w:t xml:space="preserve">Partial</w:t>
+      </w:r>
+    </w:p>
+    <w:p>
+      <w:pPr>
         <w:spacing w:after="240" w:line="276"/>
       </w:pPr>
       <w:r>
@@ -27498,6 +29812,29 @@
           <w:szCs w:val="30"/>
         </w:rPr>
         <w:t xml:space="preserve">A.1  Complete Project Configuration (.aspark/config.yaml)</w:t>
+      </w:r>
+    </w:p>
+    <w:p>
+      <w:pPr>
+        <w:spacing w:after="160" w:line="276"/>
+      </w:pPr>
+      <w:r>
+        <w:rPr>
+          <w:rFonts w:ascii="Calibri" w:cs="Calibri" w:eastAsia="Calibri" w:hAnsi="Calibri"/>
+          <w:b/>
+          <w:bCs/>
+          <w:sz w:val="22"/>
+          <w:szCs w:val="22"/>
+        </w:rPr>
+        <w:t xml:space="preserve">Status. </w:t>
+      </w:r>
+      <w:r>
+        <w:rPr>
+          <w:rFonts w:ascii="Calibri" w:cs="Calibri" w:eastAsia="Calibri" w:hAnsi="Calibri"/>
+          <w:sz w:val="22"/>
+          <w:szCs w:val="22"/>
+        </w:rPr>
+        <w:t xml:space="preserve">The .aspark/config.yaml schema describes where configuration is going, not what a checkout contains today (see ch. 8).</w:t>
       </w:r>
     </w:p>
     <w:p>
@@ -28435,6 +30772,29 @@
           <w:szCs w:val="30"/>
         </w:rPr>
         <w:t xml:space="preserve">A.2  Policy Pack Manifest (policy.yaml)</w:t>
+      </w:r>
+    </w:p>
+    <w:p>
+      <w:pPr>
+        <w:spacing w:after="160" w:line="276"/>
+      </w:pPr>
+      <w:r>
+        <w:rPr>
+          <w:rFonts w:ascii="Calibri" w:cs="Calibri" w:eastAsia="Calibri" w:hAnsi="Calibri"/>
+          <w:b/>
+          <w:bCs/>
+          <w:sz w:val="22"/>
+          <w:szCs w:val="22"/>
+        </w:rPr>
+        <w:t xml:space="preserve">Status. </w:t>
+      </w:r>
+      <w:r>
+        <w:rPr>
+          <w:rFonts w:ascii="Calibri" w:cs="Calibri" w:eastAsia="Calibri" w:hAnsi="Calibri"/>
+          <w:sz w:val="22"/>
+          <w:szCs w:val="22"/>
+        </w:rPr>
+        <w:t xml:space="preserve">Policy pack manifests are consumed by aSPARK-policy, which does not exist yet; no pack manifest ships today.</w:t>
       </w:r>
     </w:p>
     <w:p>
